--- a/Pemodelan-Computer-Aided-Design/Modul-Word/Modul-14-Optimasi-Desain-untuk-Efisiensi-dan-Lingkungan.docx
+++ b/Pemodelan-Computer-Aided-Design/Modul-Word/Modul-14-Optimasi-Desain-untuk-Efisiensi-dan-Lingkungan.docx
@@ -14026,6 +14026,62 @@
     </w:p>
     <w:p>
       <w:pPr>
+        <w:keepNext/>
+        <w:spacing w:after="80"/>
+        <w:jc w:val="center"/>
+      </w:pPr>
+      <w:r>
+        <w:drawing>
+          <wp:inline xmlns:a="http://schemas.openxmlformats.org/drawingml/2006/main" xmlns:pic="http://schemas.openxmlformats.org/drawingml/2006/picture">
+            <wp:extent cx="5400000" cy="2955850"/>
+            <wp:docPr id="1858245154" name="Picture 1858245154"/>
+            <wp:cNvGraphicFramePr>
+              <a:graphicFrameLocks noChangeAspect="1"/>
+            </wp:cNvGraphicFramePr>
+            <a:graphic>
+              <a:graphicData uri="http://schemas.openxmlformats.org/drawingml/2006/picture">
+                <pic:pic>
+                  <pic:nvPicPr>
+                    <pic:cNvPr id="0" name="m14-g7.png"/>
+                    <pic:cNvPicPr/>
+                  </pic:nvPicPr>
+                  <pic:blipFill>
+                    <a:blip r:embed="rId37"/>
+                    <a:stretch>
+                      <a:fillRect/>
+                    </a:stretch>
+                  </pic:blipFill>
+                  <pic:spPr>
+                    <a:xfrm>
+                      <a:off x="0" y="0"/>
+                      <a:ext cx="5400000" cy="2955850"/>
+                    </a:xfrm>
+                    <a:prstGeom prst="rect"/>
+                  </pic:spPr>
+                </pic:pic>
+              </a:graphicData>
+            </a:graphic>
+          </wp:inline>
+        </w:drawing>
+      </w:r>
+    </w:p>
+    <w:p>
+      <w:pPr>
+        <w:spacing w:after="200" w:line="276" w:lineRule="auto"/>
+        <w:jc w:val="center"/>
+      </w:pPr>
+      <w:r>
+        <w:rPr>
+          <w:rFonts w:ascii="Arial" w:hAnsi="Arial" w:eastAsia="Arial" w:cs="Arial"/>
+          <w:b/>
+          <w:i w:val="0"/>
+          <w:sz w:val="20"/>
+        </w:rPr>
+        <w:t>Gambar 7 — Gambar kerja lengan braket kantilever dengan variabel desain h. Ukuran dalam mm, gaya dalam N. Lengan pejal b × h × L dijepit pada bidang Sketch YZ dan memikul F = 4.000 N di ujung bebas dengan kendala lendutan ujung δ ≤ 1,5 (langkah 1); penampangnya adalah sketsa b × h pada langkah 2. Tinggi h adalah variabel desain: dihitung dari kendala pada langkah 3, disapu 30–90 pada langkah 4, dan dibatasi ruang pasang h ≤ 90. Catatan memuat alias, rumus, dan angka alternatif yang diketik pada langkah 1–6.</w:t>
+      </w:r>
+    </w:p>
+    <w:p>
+      <w:pPr>
         <w:spacing w:line="360" w:lineRule="auto" w:after="60"/>
         <w:ind w:left="425" w:hanging="227"/>
       </w:pPr>
@@ -16520,7 +16576,7 @@
         <w:drawing>
           <wp:inline xmlns:a="http://schemas.openxmlformats.org/drawingml/2006/main" xmlns:pic="http://schemas.openxmlformats.org/drawingml/2006/picture">
             <wp:extent cx="4680000" cy="2160249"/>
-            <wp:docPr id="1858245154" name="Picture 1858245154"/>
+            <wp:docPr id="1858245155" name="Picture 1858245155"/>
             <wp:cNvGraphicFramePr>
               <a:graphicFrameLocks noChangeAspect="1"/>
             </wp:cNvGraphicFramePr>
@@ -16529,95 +16585,6 @@
                 <pic:pic>
                   <pic:nvPicPr>
                     <pic:cNvPr id="0" name="m14-t1.png"/>
-                    <pic:cNvPicPr/>
-                  </pic:nvPicPr>
-                  <pic:blipFill>
-                    <a:blip r:embed="rId37"/>
-                    <a:stretch>
-                      <a:fillRect/>
-                    </a:stretch>
-                  </pic:blipFill>
-                  <pic:spPr>
-                    <a:xfrm>
-                      <a:off x="0" y="0"/>
-                      <a:ext cx="4680000" cy="2160249"/>
-                    </a:xfrm>
-                    <a:prstGeom prst="rect"/>
-                  </pic:spPr>
-                </pic:pic>
-              </a:graphicData>
-            </a:graphic>
-          </wp:inline>
-        </w:drawing>
-      </w:r>
-    </w:p>
-    <w:p>
-      <w:pPr>
-        <w:spacing w:after="200" w:line="276" w:lineRule="auto"/>
-        <w:jc w:val="center"/>
-      </w:pPr>
-      <w:r>
-        <w:rPr>
-          <w:rFonts w:ascii="Arial" w:hAnsi="Arial" w:eastAsia="Arial" w:cs="Arial"/>
-          <w:b/>
-          <w:i w:val="0"/>
-          <w:sz w:val="20"/>
-        </w:rPr>
-        <w:t>📐 Gambar acuan: kaleng silinder tertutup bervolume tetap dengan luas permukaan minimum. Simbol mengikuti teks tugas; angka dimensi milik Anda muncul setelah masuk.</w:t>
-      </w:r>
-    </w:p>
-    <w:p>
-      <w:pPr>
-        <w:spacing w:line="360" w:lineRule="auto" w:after="40"/>
-        <w:jc w:val="both"/>
-      </w:pPr>
-      <w:r>
-        <w:rPr>
-          <w:rFonts w:ascii="Arial" w:hAnsi="Arial" w:eastAsia="Arial" w:cs="Arial"/>
-          <w:b/>
-          <w:i w:val="0"/>
-          <w:sz w:val="22"/>
-        </w:rPr>
-        <w:t xml:space="preserve">T2. </w:t>
-      </w:r>
-      <w:r>
-        <w:rPr>
-          <w:rFonts w:ascii="Arial" w:hAnsi="Arial" w:eastAsia="Arial" w:cs="Arial"/>
-          <w:b w:val="0"/>
-          <w:i w:val="0"/>
-          <w:sz w:val="22"/>
-        </w:rPr>
-        <w:t>Kantilever aluminium — h_req (mm)</w:t>
-      </w:r>
-      <w:r>
-        <w:rPr>
-          <w:rFonts w:ascii="Arial" w:hAnsi="Arial" w:eastAsia="Arial" w:cs="Arial"/>
-          <w:b/>
-          <w:i w:val="0"/>
-          <w:sz w:val="22"/>
-        </w:rPr>
-        <w:t xml:space="preserve"> (6 poin)</w:t>
-      </w:r>
-    </w:p>
-    <w:p>
-      <w:pPr>
-        <w:keepNext/>
-        <w:spacing w:after="80"/>
-        <w:jc w:val="center"/>
-      </w:pPr>
-      <w:r>
-        <w:drawing>
-          <wp:inline xmlns:a="http://schemas.openxmlformats.org/drawingml/2006/main" xmlns:pic="http://schemas.openxmlformats.org/drawingml/2006/picture">
-            <wp:extent cx="4680000" cy="2160249"/>
-            <wp:docPr id="1858245155" name="Picture 1858245155"/>
-            <wp:cNvGraphicFramePr>
-              <a:graphicFrameLocks noChangeAspect="1"/>
-            </wp:cNvGraphicFramePr>
-            <a:graphic>
-              <a:graphicData uri="http://schemas.openxmlformats.org/drawingml/2006/picture">
-                <pic:pic>
-                  <pic:nvPicPr>
-                    <pic:cNvPr id="0" name="m14-t2.png"/>
                     <pic:cNvPicPr/>
                   </pic:nvPicPr>
                   <pic:blipFill>
@@ -16652,7 +16619,7 @@
           <w:i w:val="0"/>
           <w:sz w:val="20"/>
         </w:rPr>
-        <w:t>📐 Gambar acuan: kantilever aluminium: tinggi minimum dari kendala defleksi. Simbol mengikuti teks tugas; angka dimensi milik Anda muncul setelah masuk.</w:t>
+        <w:t>📐 Gambar acuan: kaleng silinder tertutup bervolume tetap dengan luas permukaan minimum. Simbol mengikuti teks tugas; angka dimensi milik Anda muncul setelah masuk.</w:t>
       </w:r>
     </w:p>
     <w:p>
@@ -16667,16 +16634,16 @@
           <w:i w:val="0"/>
           <w:sz w:val="22"/>
         </w:rPr>
-        <w:t xml:space="preserve">T3. </w:t>
-      </w:r>
-      <w:r>
-        <w:rPr>
-          <w:rFonts w:ascii="Arial" w:hAnsi="Arial" w:eastAsia="Arial" w:cs="Arial"/>
-          <w:b w:val="0"/>
-          <w:i w:val="0"/>
-          <w:sz w:val="22"/>
-        </w:rPr>
-        <w:t>Tabung kekakuan sama — d_o (mm)</w:t>
+        <w:t xml:space="preserve">T2. </w:t>
+      </w:r>
+      <w:r>
+        <w:rPr>
+          <w:rFonts w:ascii="Arial" w:hAnsi="Arial" w:eastAsia="Arial" w:cs="Arial"/>
+          <w:b w:val="0"/>
+          <w:i w:val="0"/>
+          <w:sz w:val="22"/>
+        </w:rPr>
+        <w:t>Kantilever aluminium — h_req (mm)</w:t>
       </w:r>
       <w:r>
         <w:rPr>
@@ -16706,7 +16673,7 @@
               <a:graphicData uri="http://schemas.openxmlformats.org/drawingml/2006/picture">
                 <pic:pic>
                   <pic:nvPicPr>
-                    <pic:cNvPr id="0" name="m14-t3.png"/>
+                    <pic:cNvPr id="0" name="m14-t2.png"/>
                     <pic:cNvPicPr/>
                   </pic:nvPicPr>
                   <pic:blipFill>
@@ -16741,7 +16708,7 @@
           <w:i w:val="0"/>
           <w:sz w:val="20"/>
         </w:rPr>
-        <w:t>📐 Gambar acuan: tabung berongga pengganti poros pejal dengan momen inersia sama. Simbol mengikuti teks tugas; angka dimensi milik Anda muncul setelah masuk.</w:t>
+        <w:t>📐 Gambar acuan: kantilever aluminium: tinggi minimum dari kendala defleksi. Simbol mengikuti teks tugas; angka dimensi milik Anda muncul setelah masuk.</w:t>
       </w:r>
     </w:p>
     <w:p>
@@ -16756,25 +16723,25 @@
           <w:i w:val="0"/>
           <w:sz w:val="22"/>
         </w:rPr>
-        <w:t xml:space="preserve">T4. </w:t>
-      </w:r>
-      <w:r>
-        <w:rPr>
-          <w:rFonts w:ascii="Arial" w:hAnsi="Arial" w:eastAsia="Arial" w:cs="Arial"/>
-          <w:b w:val="0"/>
-          <w:i w:val="0"/>
-          <w:sz w:val="22"/>
-        </w:rPr>
-        <w:t>Pelat dua kendala — t_req (mm)</w:t>
-      </w:r>
-      <w:r>
-        <w:rPr>
-          <w:rFonts w:ascii="Arial" w:hAnsi="Arial" w:eastAsia="Arial" w:cs="Arial"/>
-          <w:b/>
-          <w:i w:val="0"/>
-          <w:sz w:val="22"/>
-        </w:rPr>
-        <w:t xml:space="preserve"> (11 poin)</w:t>
+        <w:t xml:space="preserve">T3. </w:t>
+      </w:r>
+      <w:r>
+        <w:rPr>
+          <w:rFonts w:ascii="Arial" w:hAnsi="Arial" w:eastAsia="Arial" w:cs="Arial"/>
+          <w:b w:val="0"/>
+          <w:i w:val="0"/>
+          <w:sz w:val="22"/>
+        </w:rPr>
+        <w:t>Tabung kekakuan sama — d_o (mm)</w:t>
+      </w:r>
+      <w:r>
+        <w:rPr>
+          <w:rFonts w:ascii="Arial" w:hAnsi="Arial" w:eastAsia="Arial" w:cs="Arial"/>
+          <w:b/>
+          <w:i w:val="0"/>
+          <w:sz w:val="22"/>
+        </w:rPr>
+        <w:t xml:space="preserve"> (6 poin)</w:t>
       </w:r>
     </w:p>
     <w:p>
@@ -16795,7 +16762,7 @@
               <a:graphicData uri="http://schemas.openxmlformats.org/drawingml/2006/picture">
                 <pic:pic>
                   <pic:nvPicPr>
-                    <pic:cNvPr id="0" name="m14-t4.png"/>
+                    <pic:cNvPr id="0" name="m14-t3.png"/>
                     <pic:cNvPicPr/>
                   </pic:nvPicPr>
                   <pic:blipFill>
@@ -16830,7 +16797,7 @@
           <w:i w:val="0"/>
           <w:sz w:val="20"/>
         </w:rPr>
-        <w:t>📐 Gambar acuan: pelat kantilever dengan kendala tegangan dan defleksi sekaligus. Simbol mengikuti teks tugas; angka dimensi milik Anda muncul setelah masuk.</w:t>
+        <w:t>📐 Gambar acuan: tabung berongga pengganti poros pejal dengan momen inersia sama. Simbol mengikuti teks tugas; angka dimensi milik Anda muncul setelah masuk.</w:t>
       </w:r>
     </w:p>
     <w:p>
@@ -16845,16 +16812,16 @@
           <w:i w:val="0"/>
           <w:sz w:val="22"/>
         </w:rPr>
-        <w:t xml:space="preserve">T5. </w:t>
-      </w:r>
-      <w:r>
-        <w:rPr>
-          <w:rFonts w:ascii="Arial" w:hAnsi="Arial" w:eastAsia="Arial" w:cs="Arial"/>
-          <w:b w:val="0"/>
-          <w:i w:val="0"/>
-          <w:sz w:val="22"/>
-        </w:rPr>
-        <w:t>Pilihan material — jejak CO₂ Al (kg)</w:t>
+        <w:t xml:space="preserve">T4. </w:t>
+      </w:r>
+      <w:r>
+        <w:rPr>
+          <w:rFonts w:ascii="Arial" w:hAnsi="Arial" w:eastAsia="Arial" w:cs="Arial"/>
+          <w:b w:val="0"/>
+          <w:i w:val="0"/>
+          <w:sz w:val="22"/>
+        </w:rPr>
+        <w:t>Pelat dua kendala — t_req (mm)</w:t>
       </w:r>
       <w:r>
         <w:rPr>
@@ -16875,8 +16842,97 @@
       <w:r>
         <w:drawing>
           <wp:inline xmlns:a="http://schemas.openxmlformats.org/drawingml/2006/main" xmlns:pic="http://schemas.openxmlformats.org/drawingml/2006/picture">
+            <wp:extent cx="4680000" cy="2160249"/>
+            <wp:docPr id="1858245158" name="Picture 1858245158"/>
+            <wp:cNvGraphicFramePr>
+              <a:graphicFrameLocks noChangeAspect="1"/>
+            </wp:cNvGraphicFramePr>
+            <a:graphic>
+              <a:graphicData uri="http://schemas.openxmlformats.org/drawingml/2006/picture">
+                <pic:pic>
+                  <pic:nvPicPr>
+                    <pic:cNvPr id="0" name="m14-t4.png"/>
+                    <pic:cNvPicPr/>
+                  </pic:nvPicPr>
+                  <pic:blipFill>
+                    <a:blip r:embed="rId41"/>
+                    <a:stretch>
+                      <a:fillRect/>
+                    </a:stretch>
+                  </pic:blipFill>
+                  <pic:spPr>
+                    <a:xfrm>
+                      <a:off x="0" y="0"/>
+                      <a:ext cx="4680000" cy="2160249"/>
+                    </a:xfrm>
+                    <a:prstGeom prst="rect"/>
+                  </pic:spPr>
+                </pic:pic>
+              </a:graphicData>
+            </a:graphic>
+          </wp:inline>
+        </w:drawing>
+      </w:r>
+    </w:p>
+    <w:p>
+      <w:pPr>
+        <w:spacing w:after="200" w:line="276" w:lineRule="auto"/>
+        <w:jc w:val="center"/>
+      </w:pPr>
+      <w:r>
+        <w:rPr>
+          <w:rFonts w:ascii="Arial" w:hAnsi="Arial" w:eastAsia="Arial" w:cs="Arial"/>
+          <w:b/>
+          <w:i w:val="0"/>
+          <w:sz w:val="20"/>
+        </w:rPr>
+        <w:t>📐 Gambar acuan: pelat kantilever dengan kendala tegangan dan defleksi sekaligus. Simbol mengikuti teks tugas; angka dimensi milik Anda muncul setelah masuk.</w:t>
+      </w:r>
+    </w:p>
+    <w:p>
+      <w:pPr>
+        <w:spacing w:line="360" w:lineRule="auto" w:after="40"/>
+        <w:jc w:val="both"/>
+      </w:pPr>
+      <w:r>
+        <w:rPr>
+          <w:rFonts w:ascii="Arial" w:hAnsi="Arial" w:eastAsia="Arial" w:cs="Arial"/>
+          <w:b/>
+          <w:i w:val="0"/>
+          <w:sz w:val="22"/>
+        </w:rPr>
+        <w:t xml:space="preserve">T5. </w:t>
+      </w:r>
+      <w:r>
+        <w:rPr>
+          <w:rFonts w:ascii="Arial" w:hAnsi="Arial" w:eastAsia="Arial" w:cs="Arial"/>
+          <w:b w:val="0"/>
+          <w:i w:val="0"/>
+          <w:sz w:val="22"/>
+        </w:rPr>
+        <w:t>Pilihan material — jejak CO₂ Al (kg)</w:t>
+      </w:r>
+      <w:r>
+        <w:rPr>
+          <w:rFonts w:ascii="Arial" w:hAnsi="Arial" w:eastAsia="Arial" w:cs="Arial"/>
+          <w:b/>
+          <w:i w:val="0"/>
+          <w:sz w:val="22"/>
+        </w:rPr>
+        <w:t xml:space="preserve"> (11 poin)</w:t>
+      </w:r>
+    </w:p>
+    <w:p>
+      <w:pPr>
+        <w:keepNext/>
+        <w:spacing w:after="80"/>
+        <w:jc w:val="center"/>
+      </w:pPr>
+      <w:r>
+        <w:drawing>
+          <wp:inline xmlns:a="http://schemas.openxmlformats.org/drawingml/2006/main" xmlns:pic="http://schemas.openxmlformats.org/drawingml/2006/picture">
             <wp:extent cx="4680000" cy="2215308"/>
-            <wp:docPr id="1858245158" name="Picture 1858245158"/>
+            <wp:docPr id="1858245159" name="Picture 1858245159"/>
             <wp:cNvGraphicFramePr>
               <a:graphicFrameLocks noChangeAspect="1"/>
             </wp:cNvGraphicFramePr>
@@ -16888,7 +16944,7 @@
                     <pic:cNvPicPr/>
                   </pic:nvPicPr>
                   <pic:blipFill>
-                    <a:blip r:embed="rId41"/>
+                    <a:blip r:embed="rId42"/>
                     <a:stretch>
                       <a:fillRect/>
                     </a:stretch>

--- a/Pemodelan-Computer-Aided-Design/Modul-Word/Modul-14-Optimasi-Desain-untuk-Efisiensi-dan-Lingkungan.docx
+++ b/Pemodelan-Computer-Aided-Design/Modul-Word/Modul-14-Optimasi-Desain-untuk-Efisiensi-dan-Lingkungan.docx
@@ -15190,7 +15190,61 @@
           <w:i w:val="0"/>
           <w:sz w:val="21"/>
         </w:rPr>
-        <w:t>. Berkas boleh diganti selama tugas belum dikirim; setelah dikirim, berkas dan angka terkunci. Berkas yang terunggah tanpa angka yang benar mendapat partial 0,5 poin.</w:t>
+        <w:t xml:space="preserve">. Server membaca geometri berkas Anda: angka yang tidak ada di model ditolak dan </w:t>
+      </w:r>
+      <w:r>
+        <w:rPr>
+          <w:rFonts w:ascii="Arial" w:hAnsi="Arial" w:eastAsia="Arial" w:cs="Arial"/>
+          <w:b/>
+          <w:i w:val="0"/>
+          <w:sz w:val="21"/>
+        </w:rPr>
+        <w:t>tidak dihitung</w:t>
+      </w:r>
+      <w:r>
+        <w:rPr>
+          <w:rFonts w:ascii="Arial" w:hAnsi="Arial" w:eastAsia="Arial" w:cs="Arial"/>
+          <w:b w:val="0"/>
+          <w:i w:val="0"/>
+          <w:sz w:val="21"/>
+        </w:rPr>
+        <w:t xml:space="preserve">, jadi bacalah angkanya dari model yang diunggah. Bila kiriman dinilai salah, tugas </w:t>
+      </w:r>
+      <w:r>
+        <w:rPr>
+          <w:rFonts w:ascii="Arial" w:hAnsi="Arial" w:eastAsia="Arial" w:cs="Arial"/>
+          <w:b/>
+          <w:i w:val="0"/>
+          <w:sz w:val="21"/>
+        </w:rPr>
+        <w:t>tidak terkunci</w:t>
+      </w:r>
+      <w:r>
+        <w:rPr>
+          <w:rFonts w:ascii="Arial" w:hAnsi="Arial" w:eastAsia="Arial" w:cs="Arial"/>
+          <w:b w:val="0"/>
+          <w:i w:val="0"/>
+          <w:sz w:val="21"/>
+        </w:rPr>
+        <w:t xml:space="preserve">: perbaiki model, unggah ulang, lalu kirim ulang (tanpa batas); kiriman benar setelah pernah salah bernilai </w:t>
+      </w:r>
+      <w:r>
+        <w:rPr>
+          <w:rFonts w:ascii="Arial" w:hAnsi="Arial" w:eastAsia="Arial" w:cs="Arial"/>
+          <w:b/>
+          <w:i w:val="0"/>
+          <w:sz w:val="21"/>
+        </w:rPr>
+        <w:t>65%</w:t>
+      </w:r>
+      <w:r>
+        <w:rPr>
+          <w:rFonts w:ascii="Arial" w:hAnsi="Arial" w:eastAsia="Arial" w:cs="Arial"/>
+          <w:b w:val="0"/>
+          <w:i w:val="0"/>
+          <w:sz w:val="21"/>
+        </w:rPr>
+        <w:t xml:space="preserve"> dari poin tugas.</w:t>
       </w:r>
     </w:p>
     <w:p>

--- a/Pemodelan-Computer-Aided-Design/Modul-Word/Modul-14-Optimasi-Desain-untuk-Efisiensi-dan-Lingkungan.docx
+++ b/Pemodelan-Computer-Aided-Design/Modul-Word/Modul-14-Optimasi-Desain-untuk-Efisiensi-dan-Lingkungan.docx
@@ -2816,7 +2816,64 @@
           <w:i w:val="0"/>
           <w:sz w:val="22"/>
         </w:rPr>
-        <w:t>menjawab benar 10 soal pilihan ganda (@1 poin); menyerahkan 5 model FreeCAD — T1 Kaleng tertutup luas minimum — A (mm²) (6 poin); T2 Kantilever aluminium — h_req (mm) (6 poin); T3 Tabung kekakuan sama — d_o (mm) (6 poin); T4 Pelat dua kendala — t_req (mm) (11 poin); T5 Pilihan material — jejak CO₂ Al (kg) (11 poin) — masing-masing berupa berkas .FCStd yang diunggah beserta satu angka bacaan geometri yang diperiksa server; menulis jawaban 3 pertanyaan Forum Diskusi (minimal 30 kata tiap jawaban).</w:t>
+        <w:t>menjawab benar 10 soal pilihan ganda (@1 poin); menyerahkan 5 model FreeCAD — T1 Kaleng tertutup luas minimum — A (mm²) (6 poin); T2 Kantilever aluminium — h</w:t>
+      </w:r>
+      <w:r>
+        <w:rPr>
+          <w:rFonts w:ascii="Arial" w:hAnsi="Arial" w:eastAsia="Arial" w:cs="Arial"/>
+          <w:b w:val="0"/>
+          <w:i w:val="0"/>
+          <w:sz w:val="22"/>
+          <w:vertAlign w:val="subscript"/>
+        </w:rPr>
+        <w:t>req</w:t>
+      </w:r>
+      <w:r>
+        <w:rPr>
+          <w:rFonts w:ascii="Arial" w:hAnsi="Arial" w:eastAsia="Arial" w:cs="Arial"/>
+          <w:b w:val="0"/>
+          <w:i w:val="0"/>
+          <w:sz w:val="22"/>
+        </w:rPr>
+        <w:t xml:space="preserve"> (mm) (6 poin); T3 Tabung kekakuan sama — d</w:t>
+      </w:r>
+      <w:r>
+        <w:rPr>
+          <w:rFonts w:ascii="Arial" w:hAnsi="Arial" w:eastAsia="Arial" w:cs="Arial"/>
+          <w:b w:val="0"/>
+          <w:i w:val="0"/>
+          <w:sz w:val="22"/>
+          <w:vertAlign w:val="subscript"/>
+        </w:rPr>
+        <w:t>o</w:t>
+      </w:r>
+      <w:r>
+        <w:rPr>
+          <w:rFonts w:ascii="Arial" w:hAnsi="Arial" w:eastAsia="Arial" w:cs="Arial"/>
+          <w:b w:val="0"/>
+          <w:i w:val="0"/>
+          <w:sz w:val="22"/>
+        </w:rPr>
+        <w:t xml:space="preserve"> (mm) (6 poin); T4 Pelat dua kendala — t</w:t>
+      </w:r>
+      <w:r>
+        <w:rPr>
+          <w:rFonts w:ascii="Arial" w:hAnsi="Arial" w:eastAsia="Arial" w:cs="Arial"/>
+          <w:b w:val="0"/>
+          <w:i w:val="0"/>
+          <w:sz w:val="22"/>
+          <w:vertAlign w:val="subscript"/>
+        </w:rPr>
+        <w:t>req</w:t>
+      </w:r>
+      <w:r>
+        <w:rPr>
+          <w:rFonts w:ascii="Arial" w:hAnsi="Arial" w:eastAsia="Arial" w:cs="Arial"/>
+          <w:b w:val="0"/>
+          <w:i w:val="0"/>
+          <w:sz w:val="22"/>
+        </w:rPr>
+        <w:t xml:space="preserve"> (mm) (11 poin); T5 Pilihan material — jejak CO₂ Al (kg) (11 poin) — masing-masing berupa berkas .FCStd yang diunggah beserta satu angka bacaan geometri yang diperiksa server; menulis jawaban 3 pertanyaan Forum Diskusi (minimal 30 kata tiap jawaban).</w:t>
       </w:r>
     </w:p>
     <w:p>
@@ -2865,7 +2922,9 @@
           <w:color w:val="1F3864"/>
           <w:sz w:val="28"/>
         </w:rPr>
-        <w:t>FORMULASI OPTIMASI: TUJUAN, VARIABEL, DAN KENDALA</w:t>
+        <w:t>FORMULASI OPTIMASI:</w:t>
+        <w:br/>
+        <w:t>TUJUAN, VARIABEL, DAN KENDALA</w:t>
       </w:r>
     </w:p>
     <w:p>
@@ -3053,7 +3112,45 @@
           <w:i w:val="0"/>
           <w:sz w:val="22"/>
         </w:rPr>
-        <w:t xml:space="preserve">Pertidaksamaan (σ ≤ σ_izin, δ ≤ δ_izin, massa ≤ target) dan persamaan (volume kaleng tetap V₀). Kendala memotong ruang desain menjadi ruang layak. </w:t>
+        <w:t>Pertidaksamaan (σ ≤ σ</w:t>
+      </w:r>
+      <w:r>
+        <w:rPr>
+          <w:rFonts w:ascii="Arial" w:hAnsi="Arial" w:eastAsia="Arial" w:cs="Arial"/>
+          <w:b w:val="0"/>
+          <w:i w:val="0"/>
+          <w:sz w:val="22"/>
+          <w:vertAlign w:val="subscript"/>
+        </w:rPr>
+        <w:t>izin</w:t>
+      </w:r>
+      <w:r>
+        <w:rPr>
+          <w:rFonts w:ascii="Arial" w:hAnsi="Arial" w:eastAsia="Arial" w:cs="Arial"/>
+          <w:b w:val="0"/>
+          <w:i w:val="0"/>
+          <w:sz w:val="22"/>
+        </w:rPr>
+        <w:t>, δ ≤ δ</w:t>
+      </w:r>
+      <w:r>
+        <w:rPr>
+          <w:rFonts w:ascii="Arial" w:hAnsi="Arial" w:eastAsia="Arial" w:cs="Arial"/>
+          <w:b w:val="0"/>
+          <w:i w:val="0"/>
+          <w:sz w:val="22"/>
+          <w:vertAlign w:val="subscript"/>
+        </w:rPr>
+        <w:t>izin</w:t>
+      </w:r>
+      <w:r>
+        <w:rPr>
+          <w:rFonts w:ascii="Arial" w:hAnsi="Arial" w:eastAsia="Arial" w:cs="Arial"/>
+          <w:b w:val="0"/>
+          <w:i w:val="0"/>
+          <w:sz w:val="22"/>
+        </w:rPr>
+        <w:t xml:space="preserve">, massa ≤ target) dan persamaan (volume kaleng tetap V₀). Kendala memotong ruang desain menjadi ruang layak. </w:t>
       </w:r>
       <w:r>
         <w:rPr>
@@ -3887,7 +3984,17 @@
                 <w:i w:val="0"/>
                 <w:sz w:val="18"/>
               </w:rPr>
-              <w:t>defleksi ujung δ ≤ δ_izin</w:t>
+              <w:t>defleksi ujung δ ≤ δ</w:t>
+            </w:r>
+            <w:r>
+              <w:rPr>
+                <w:rFonts w:ascii="Arial" w:hAnsi="Arial" w:eastAsia="Arial" w:cs="Arial"/>
+                <w:b w:val="0"/>
+                <w:i w:val="0"/>
+                <w:sz w:val="18"/>
+                <w:vertAlign w:val="subscript"/>
+              </w:rPr>
+              <w:t>izin</w:t>
             </w:r>
           </w:p>
         </w:tc>
@@ -3984,7 +4091,26 @@
                 <w:i w:val="0"/>
                 <w:sz w:val="18"/>
               </w:rPr>
-              <w:t xml:space="preserve">σ ≤ σ_izin </w:t>
+              <w:t>σ ≤ σ</w:t>
+            </w:r>
+            <w:r>
+              <w:rPr>
+                <w:rFonts w:ascii="Arial" w:hAnsi="Arial" w:eastAsia="Arial" w:cs="Arial"/>
+                <w:b w:val="0"/>
+                <w:i w:val="0"/>
+                <w:sz w:val="18"/>
+                <w:vertAlign w:val="subscript"/>
+              </w:rPr>
+              <w:t>izin</w:t>
+            </w:r>
+            <w:r>
+              <w:rPr>
+                <w:rFonts w:ascii="Arial" w:hAnsi="Arial" w:eastAsia="Arial" w:cs="Arial"/>
+                <w:b w:val="0"/>
+                <w:i w:val="0"/>
+                <w:sz w:val="18"/>
+              </w:rPr>
+              <w:t xml:space="preserve"> </w:t>
             </w:r>
             <w:r>
               <w:rPr>
@@ -4002,7 +4128,17 @@
                 <w:i w:val="0"/>
                 <w:sz w:val="18"/>
               </w:rPr>
-              <w:t xml:space="preserve"> δ ≤ δ_izin</w:t>
+              <w:t xml:space="preserve"> δ ≤ δ</w:t>
+            </w:r>
+            <w:r>
+              <w:rPr>
+                <w:rFonts w:ascii="Arial" w:hAnsi="Arial" w:eastAsia="Arial" w:cs="Arial"/>
+                <w:b w:val="0"/>
+                <w:i w:val="0"/>
+                <w:sz w:val="18"/>
+                <w:vertAlign w:val="subscript"/>
+              </w:rPr>
+              <w:t>izin</w:t>
             </w:r>
           </w:p>
         </w:tc>
@@ -4080,7 +4216,64 @@
                 <w:i w:val="0"/>
                 <w:sz w:val="18"/>
               </w:rPr>
-              <w:t>d_o (dengan k = d_i/d_o tetap)</w:t>
+              <w:t>d</w:t>
+            </w:r>
+            <w:r>
+              <w:rPr>
+                <w:rFonts w:ascii="Arial" w:hAnsi="Arial" w:eastAsia="Arial" w:cs="Arial"/>
+                <w:b w:val="0"/>
+                <w:i w:val="0"/>
+                <w:sz w:val="18"/>
+                <w:vertAlign w:val="subscript"/>
+              </w:rPr>
+              <w:t>o</w:t>
+            </w:r>
+            <w:r>
+              <w:rPr>
+                <w:rFonts w:ascii="Arial" w:hAnsi="Arial" w:eastAsia="Arial" w:cs="Arial"/>
+                <w:b w:val="0"/>
+                <w:i w:val="0"/>
+                <w:sz w:val="18"/>
+              </w:rPr>
+              <w:t xml:space="preserve"> (dengan k = d</w:t>
+            </w:r>
+            <w:r>
+              <w:rPr>
+                <w:rFonts w:ascii="Arial" w:hAnsi="Arial" w:eastAsia="Arial" w:cs="Arial"/>
+                <w:b w:val="0"/>
+                <w:i w:val="0"/>
+                <w:sz w:val="18"/>
+                <w:vertAlign w:val="subscript"/>
+              </w:rPr>
+              <w:t>i</w:t>
+            </w:r>
+            <w:r>
+              <w:rPr>
+                <w:rFonts w:ascii="Arial" w:hAnsi="Arial" w:eastAsia="Arial" w:cs="Arial"/>
+                <w:b w:val="0"/>
+                <w:i w:val="0"/>
+                <w:sz w:val="18"/>
+              </w:rPr>
+              <w:t>/d</w:t>
+            </w:r>
+            <w:r>
+              <w:rPr>
+                <w:rFonts w:ascii="Arial" w:hAnsi="Arial" w:eastAsia="Arial" w:cs="Arial"/>
+                <w:b w:val="0"/>
+                <w:i w:val="0"/>
+                <w:sz w:val="18"/>
+                <w:vertAlign w:val="subscript"/>
+              </w:rPr>
+              <w:t>o</w:t>
+            </w:r>
+            <w:r>
+              <w:rPr>
+                <w:rFonts w:ascii="Arial" w:hAnsi="Arial" w:eastAsia="Arial" w:cs="Arial"/>
+                <w:b w:val="0"/>
+                <w:i w:val="0"/>
+                <w:sz w:val="18"/>
+              </w:rPr>
+              <w:t xml:space="preserve"> tetap)</w:t>
             </w:r>
           </w:p>
         </w:tc>
@@ -4295,7 +4488,9 @@
           <w:color w:val="1F3864"/>
           <w:sz w:val="28"/>
         </w:rPr>
-        <w:t>OPTIMASI PARAMETRIK: SPREADSHEET, ALIAS, DAN EKSPRESI</w:t>
+        <w:t>OPTIMASI PARAMETRIK:</w:t>
+        <w:br/>
+        <w:t>SPREADSHEET, ALIAS, DAN EKSPRESI</w:t>
       </w:r>
     </w:p>
     <w:p>
@@ -5370,7 +5565,64 @@
           <w:i w:val="0"/>
           <w:sz w:val="22"/>
         </w:rPr>
-        <w:t xml:space="preserve"> — Karena massa balok sebanding dengan h sedangkan defleksi sebanding dengan 1/h³, tinggi terkecil yang masih memenuhi δ_izin adalah desain bermassa minimum untuk kendala itu: kendala defleksi aktif tepat di h_req. Menaikkan h sedikit di atas h_req hanya menambah massa; menurunkannya sedikit langsung melanggar kendala. Di Spreadsheet, tulis pangkat pecahan sebagai ^(1/3) dan lepas satuan (angka polos) agar ekspresi menerima pangkat tersebut.</w:t>
+        <w:t xml:space="preserve"> — Karena massa balok sebanding dengan h sedangkan defleksi sebanding dengan 1/h³, tinggi terkecil yang masih memenuhi δ</w:t>
+      </w:r>
+      <w:r>
+        <w:rPr>
+          <w:rFonts w:ascii="Arial" w:hAnsi="Arial" w:eastAsia="Arial" w:cs="Arial"/>
+          <w:b w:val="0"/>
+          <w:i w:val="0"/>
+          <w:sz w:val="22"/>
+          <w:vertAlign w:val="subscript"/>
+        </w:rPr>
+        <w:t>izin</w:t>
+      </w:r>
+      <w:r>
+        <w:rPr>
+          <w:rFonts w:ascii="Arial" w:hAnsi="Arial" w:eastAsia="Arial" w:cs="Arial"/>
+          <w:b w:val="0"/>
+          <w:i w:val="0"/>
+          <w:sz w:val="22"/>
+        </w:rPr>
+        <w:t xml:space="preserve"> adalah desain bermassa minimum untuk kendala itu: kendala defleksi aktif tepat di h</w:t>
+      </w:r>
+      <w:r>
+        <w:rPr>
+          <w:rFonts w:ascii="Arial" w:hAnsi="Arial" w:eastAsia="Arial" w:cs="Arial"/>
+          <w:b w:val="0"/>
+          <w:i w:val="0"/>
+          <w:sz w:val="22"/>
+          <w:vertAlign w:val="subscript"/>
+        </w:rPr>
+        <w:t>req</w:t>
+      </w:r>
+      <w:r>
+        <w:rPr>
+          <w:rFonts w:ascii="Arial" w:hAnsi="Arial" w:eastAsia="Arial" w:cs="Arial"/>
+          <w:b w:val="0"/>
+          <w:i w:val="0"/>
+          <w:sz w:val="22"/>
+        </w:rPr>
+        <w:t>. Menaikkan h sedikit di atas h</w:t>
+      </w:r>
+      <w:r>
+        <w:rPr>
+          <w:rFonts w:ascii="Arial" w:hAnsi="Arial" w:eastAsia="Arial" w:cs="Arial"/>
+          <w:b w:val="0"/>
+          <w:i w:val="0"/>
+          <w:sz w:val="22"/>
+          <w:vertAlign w:val="subscript"/>
+        </w:rPr>
+        <w:t>req</w:t>
+      </w:r>
+      <w:r>
+        <w:rPr>
+          <w:rFonts w:ascii="Arial" w:hAnsi="Arial" w:eastAsia="Arial" w:cs="Arial"/>
+          <w:b w:val="0"/>
+          <w:i w:val="0"/>
+          <w:sz w:val="22"/>
+        </w:rPr>
+        <w:t xml:space="preserve"> hanya menambah massa; menurunkannya sedikit langsung melanggar kendala. Di Spreadsheet, tulis pangkat pecahan sebagai ^(1/3) dan lepas satuan (angka polos) agar ekspresi menerima pangkat tersebut.</w:t>
       </w:r>
     </w:p>
     <w:p>
@@ -5783,7 +6035,45 @@
           <w:i w:val="0"/>
           <w:sz w:val="21"/>
         </w:rPr>
-        <w:t xml:space="preserve"> jari-jari menyapu kiri–kanan sementara tinggi menyesuaikan diri agar volume tetap V₀ (PAUSE menahan nilai slider r). Kurva di kanan adalah A(r) = 2πr² + 2V₀/r; titik hijau adalah minimumnya di r* = (V₀/2π)^(1/3), tempat tinggi kaleng tepat sama dengan diameternya. Perhatikan kurva yang datar di sekitar minimum: salah 2–3 mm hampir tidak menambah bahan.</w:t>
+        <w:t xml:space="preserve"> jari-jari menyapu kiri–kanan sementara tinggi menyesuaikan diri agar volume tetap V₀ (PAUSE menahan nilai slider r). Kurva di kanan adalah A(r) = 2πr² + 2V₀/r; titik hijau adalah minimumnya di r</w:t>
+      </w:r>
+      <w:r>
+        <w:rPr>
+          <w:rFonts w:ascii="Arial" w:hAnsi="Arial" w:eastAsia="Arial" w:cs="Arial"/>
+          <w:b w:val="0"/>
+          <w:i w:val="0"/>
+          <w:sz w:val="21"/>
+          <w:vertAlign w:val="superscript"/>
+        </w:rPr>
+        <w:t>*</w:t>
+      </w:r>
+      <w:r>
+        <w:rPr>
+          <w:rFonts w:ascii="Arial" w:hAnsi="Arial" w:eastAsia="Arial" w:cs="Arial"/>
+          <w:b w:val="0"/>
+          <w:i w:val="0"/>
+          <w:sz w:val="21"/>
+        </w:rPr>
+        <w:t xml:space="preserve"> = (V₀/2π)</w:t>
+      </w:r>
+      <w:r>
+        <w:rPr>
+          <w:rFonts w:ascii="Arial" w:hAnsi="Arial" w:eastAsia="Arial" w:cs="Arial"/>
+          <w:b w:val="0"/>
+          <w:i w:val="0"/>
+          <w:sz w:val="21"/>
+          <w:vertAlign w:val="superscript"/>
+        </w:rPr>
+        <w:t>1/3</w:t>
+      </w:r>
+      <w:r>
+        <w:rPr>
+          <w:rFonts w:ascii="Arial" w:hAnsi="Arial" w:eastAsia="Arial" w:cs="Arial"/>
+          <w:b w:val="0"/>
+          <w:i w:val="0"/>
+          <w:sz w:val="21"/>
+        </w:rPr>
+        <w:t>, tempat tinggi kaleng tepat sama dengan diameternya. Perhatikan kurva yang datar di sekitar minimum: salah 2–3 mm hampir tidak menambah bahan.</w:t>
       </w:r>
     </w:p>
     <w:p>
@@ -5873,7 +6163,9 @@
           <w:color w:val="1F3864"/>
           <w:sz w:val="28"/>
         </w:rPr>
-        <w:t>STUDI PARAMETER DENGAN PYTHON: MENYAPU, MENGHITUNG ULANG, MENCATAT</w:t>
+        <w:t>STUDI PARAMETER DENGAN PYTHON:</w:t>
+        <w:br/>
+        <w:t>MENYAPU, MENGHITUNG ULANG, MENCATAT</w:t>
       </w:r>
     </w:p>
     <w:p>
@@ -5944,7 +6236,26 @@
           <w:i w:val="0"/>
           <w:sz w:val="20"/>
         </w:rPr>
-        <w:t>Gambar 3 — Studi parameter tebal pelat dengan dua kendala. Pelat kantilever baja 60 mm × t × 500 mm memikul 3.000 N: kendala tegangan menuntut t ≥ 38,730 mm dan kendala defleksi menuntut t ≥ 49,193 mm; daerah merah tidak layak, sehingga t_req = 49,193 mm dengan kendala defleksi sebagai kendala aktif.</w:t>
+        <w:t>Gambar 3 — Studi parameter tebal pelat dengan dua kendala. Pelat kantilever baja 60 mm × t × 500 mm memikul 3.000 N: kendala tegangan menuntut t ≥ 38,730 mm dan kendala defleksi menuntut t ≥ 49,193 mm; daerah merah tidak layak, sehingga t</w:t>
+      </w:r>
+      <w:r>
+        <w:rPr>
+          <w:rFonts w:ascii="Arial" w:hAnsi="Arial" w:eastAsia="Arial" w:cs="Arial"/>
+          <w:b/>
+          <w:i w:val="0"/>
+          <w:sz w:val="20"/>
+          <w:vertAlign w:val="subscript"/>
+        </w:rPr>
+        <w:t>req</w:t>
+      </w:r>
+      <w:r>
+        <w:rPr>
+          <w:rFonts w:ascii="Arial" w:hAnsi="Arial" w:eastAsia="Arial" w:cs="Arial"/>
+          <w:b/>
+          <w:i w:val="0"/>
+          <w:sz w:val="20"/>
+        </w:rPr>
+        <w:t xml:space="preserve"> = 49,193 mm dengan kendala defleksi sebagai kendala aktif.</w:t>
       </w:r>
     </w:p>
     <w:p>
@@ -6446,7 +6757,64 @@
           <w:i w:val="0"/>
           <w:sz w:val="22"/>
         </w:rPr>
-        <w:t xml:space="preserve"> — Desain harus memenuhi semua kendala sekaligus, jadi tebal minimum adalah yang terbesar di antara semua batas — bukan rata-ratanya. Kendala yang menghasilkan nilai terbesar disebut kendala aktif; kendala lainnya longgar dan tidak memengaruhi ukuran akhir. Karena t_δ tumbuh dengan L³ sedangkan t_σ hanya dengan L^(1/2), balok panjang hampir selalu dikendalikan defleksi, sementara balok pendek berbeban besar dikendalikan tegangan.</w:t>
+        <w:t xml:space="preserve"> — Desain harus memenuhi semua kendala sekaligus, jadi tebal minimum adalah yang terbesar di antara semua batas — bukan rata-ratanya. Kendala yang menghasilkan nilai terbesar disebut kendala aktif; kendala lainnya longgar dan tidak memengaruhi ukuran akhir. Karena t</w:t>
+      </w:r>
+      <w:r>
+        <w:rPr>
+          <w:rFonts w:ascii="Arial" w:hAnsi="Arial" w:eastAsia="Arial" w:cs="Arial"/>
+          <w:b w:val="0"/>
+          <w:i w:val="0"/>
+          <w:sz w:val="22"/>
+          <w:vertAlign w:val="subscript"/>
+        </w:rPr>
+        <w:t>δ</w:t>
+      </w:r>
+      <w:r>
+        <w:rPr>
+          <w:rFonts w:ascii="Arial" w:hAnsi="Arial" w:eastAsia="Arial" w:cs="Arial"/>
+          <w:b w:val="0"/>
+          <w:i w:val="0"/>
+          <w:sz w:val="22"/>
+        </w:rPr>
+        <w:t xml:space="preserve"> tumbuh dengan L³ sedangkan t</w:t>
+      </w:r>
+      <w:r>
+        <w:rPr>
+          <w:rFonts w:ascii="Arial" w:hAnsi="Arial" w:eastAsia="Arial" w:cs="Arial"/>
+          <w:b w:val="0"/>
+          <w:i w:val="0"/>
+          <w:sz w:val="22"/>
+          <w:vertAlign w:val="subscript"/>
+        </w:rPr>
+        <w:t>σ</w:t>
+      </w:r>
+      <w:r>
+        <w:rPr>
+          <w:rFonts w:ascii="Arial" w:hAnsi="Arial" w:eastAsia="Arial" w:cs="Arial"/>
+          <w:b w:val="0"/>
+          <w:i w:val="0"/>
+          <w:sz w:val="22"/>
+        </w:rPr>
+        <w:t xml:space="preserve"> hanya dengan L</w:t>
+      </w:r>
+      <w:r>
+        <w:rPr>
+          <w:rFonts w:ascii="Arial" w:hAnsi="Arial" w:eastAsia="Arial" w:cs="Arial"/>
+          <w:b w:val="0"/>
+          <w:i w:val="0"/>
+          <w:sz w:val="22"/>
+          <w:vertAlign w:val="superscript"/>
+        </w:rPr>
+        <w:t>1/2</w:t>
+      </w:r>
+      <w:r>
+        <w:rPr>
+          <w:rFonts w:ascii="Arial" w:hAnsi="Arial" w:eastAsia="Arial" w:cs="Arial"/>
+          <w:b w:val="0"/>
+          <w:i w:val="0"/>
+          <w:sz w:val="22"/>
+        </w:rPr>
+        <w:t>, balok panjang hampir selalu dikendalikan defleksi, sementara balok pendek berbeban besar dikendalikan tegangan.</w:t>
       </w:r>
     </w:p>
     <w:p>
@@ -6653,7 +7021,7 @@
           <w:i w:val="0"/>
           <w:sz w:val="20"/>
         </w:rPr>
-        <w:t>Tabel 3. Tebal t (mm): σ_maks (MPa), ≤ 100?, δ ujung (mm), ≤ 1,0?, Massa (kg), Status.</w:t>
+        <w:t>Tabel 3. Tebal t (mm): σmaks (MPa), ≤ 100?, δ ujung (mm), ≤ 1,0?, Massa (kg), Status.</w:t>
       </w:r>
     </w:p>
     <w:tbl>
@@ -6709,7 +7077,26 @@
                 <w:i w:val="0"/>
                 <w:sz w:val="18"/>
               </w:rPr>
-              <w:t>σ_maks (MPa)</w:t>
+              <w:t>σ</w:t>
+            </w:r>
+            <w:r>
+              <w:rPr>
+                <w:rFonts w:ascii="Arial" w:hAnsi="Arial" w:eastAsia="Arial" w:cs="Arial"/>
+                <w:b/>
+                <w:i w:val="0"/>
+                <w:sz w:val="18"/>
+                <w:vertAlign w:val="subscript"/>
+              </w:rPr>
+              <w:t>maks</w:t>
+            </w:r>
+            <w:r>
+              <w:rPr>
+                <w:rFonts w:ascii="Arial" w:hAnsi="Arial" w:eastAsia="Arial" w:cs="Arial"/>
+                <w:b/>
+                <w:i w:val="0"/>
+                <w:sz w:val="18"/>
+              </w:rPr>
+              <w:t xml:space="preserve"> (MPa)</w:t>
             </w:r>
           </w:p>
         </w:tc>
@@ -7855,7 +8242,121 @@
           <w:i w:val="0"/>
           <w:sz w:val="21"/>
         </w:rPr>
-        <w:t xml:space="preserve"> tebal pelat menyapu dari tipis ke tebal (PAUSE menahan tebal pada t_req). Dua batang di kanan adalah rasio σ/σ_izin dan δ/δ_izin: selama salah satunya di atas garis merah 1,0, desain belum layak. Garis hijau menandai t_req = maks(t_σ, t_δ); ubah L dan lihat bagaimana kendala aktif berpindah dari tegangan ke defleksi.</w:t>
+        <w:t xml:space="preserve"> tebal pelat menyapu dari tipis ke tebal (PAUSE menahan tebal pada t</w:t>
+      </w:r>
+      <w:r>
+        <w:rPr>
+          <w:rFonts w:ascii="Arial" w:hAnsi="Arial" w:eastAsia="Arial" w:cs="Arial"/>
+          <w:b w:val="0"/>
+          <w:i w:val="0"/>
+          <w:sz w:val="21"/>
+          <w:vertAlign w:val="subscript"/>
+        </w:rPr>
+        <w:t>req</w:t>
+      </w:r>
+      <w:r>
+        <w:rPr>
+          <w:rFonts w:ascii="Arial" w:hAnsi="Arial" w:eastAsia="Arial" w:cs="Arial"/>
+          <w:b w:val="0"/>
+          <w:i w:val="0"/>
+          <w:sz w:val="21"/>
+        </w:rPr>
+        <w:t>). Dua batang di kanan adalah rasio σ/σ</w:t>
+      </w:r>
+      <w:r>
+        <w:rPr>
+          <w:rFonts w:ascii="Arial" w:hAnsi="Arial" w:eastAsia="Arial" w:cs="Arial"/>
+          <w:b w:val="0"/>
+          <w:i w:val="0"/>
+          <w:sz w:val="21"/>
+          <w:vertAlign w:val="subscript"/>
+        </w:rPr>
+        <w:t>izin</w:t>
+      </w:r>
+      <w:r>
+        <w:rPr>
+          <w:rFonts w:ascii="Arial" w:hAnsi="Arial" w:eastAsia="Arial" w:cs="Arial"/>
+          <w:b w:val="0"/>
+          <w:i w:val="0"/>
+          <w:sz w:val="21"/>
+        </w:rPr>
+        <w:t xml:space="preserve"> dan δ/δ</w:t>
+      </w:r>
+      <w:r>
+        <w:rPr>
+          <w:rFonts w:ascii="Arial" w:hAnsi="Arial" w:eastAsia="Arial" w:cs="Arial"/>
+          <w:b w:val="0"/>
+          <w:i w:val="0"/>
+          <w:sz w:val="21"/>
+          <w:vertAlign w:val="subscript"/>
+        </w:rPr>
+        <w:t>izin</w:t>
+      </w:r>
+      <w:r>
+        <w:rPr>
+          <w:rFonts w:ascii="Arial" w:hAnsi="Arial" w:eastAsia="Arial" w:cs="Arial"/>
+          <w:b w:val="0"/>
+          <w:i w:val="0"/>
+          <w:sz w:val="21"/>
+        </w:rPr>
+        <w:t>: selama salah satunya di atas garis merah 1,0, desain belum layak. Garis hijau menandai t</w:t>
+      </w:r>
+      <w:r>
+        <w:rPr>
+          <w:rFonts w:ascii="Arial" w:hAnsi="Arial" w:eastAsia="Arial" w:cs="Arial"/>
+          <w:b w:val="0"/>
+          <w:i w:val="0"/>
+          <w:sz w:val="21"/>
+          <w:vertAlign w:val="subscript"/>
+        </w:rPr>
+        <w:t>req</w:t>
+      </w:r>
+      <w:r>
+        <w:rPr>
+          <w:rFonts w:ascii="Arial" w:hAnsi="Arial" w:eastAsia="Arial" w:cs="Arial"/>
+          <w:b w:val="0"/>
+          <w:i w:val="0"/>
+          <w:sz w:val="21"/>
+        </w:rPr>
+        <w:t xml:space="preserve"> = maks(t</w:t>
+      </w:r>
+      <w:r>
+        <w:rPr>
+          <w:rFonts w:ascii="Arial" w:hAnsi="Arial" w:eastAsia="Arial" w:cs="Arial"/>
+          <w:b w:val="0"/>
+          <w:i w:val="0"/>
+          <w:sz w:val="21"/>
+          <w:vertAlign w:val="subscript"/>
+        </w:rPr>
+        <w:t>σ</w:t>
+      </w:r>
+      <w:r>
+        <w:rPr>
+          <w:rFonts w:ascii="Arial" w:hAnsi="Arial" w:eastAsia="Arial" w:cs="Arial"/>
+          <w:b w:val="0"/>
+          <w:i w:val="0"/>
+          <w:sz w:val="21"/>
+        </w:rPr>
+        <w:t>, t</w:t>
+      </w:r>
+      <w:r>
+        <w:rPr>
+          <w:rFonts w:ascii="Arial" w:hAnsi="Arial" w:eastAsia="Arial" w:cs="Arial"/>
+          <w:b w:val="0"/>
+          <w:i w:val="0"/>
+          <w:sz w:val="21"/>
+          <w:vertAlign w:val="subscript"/>
+        </w:rPr>
+        <w:t>δ</w:t>
+      </w:r>
+      <w:r>
+        <w:rPr>
+          <w:rFonts w:ascii="Arial" w:hAnsi="Arial" w:eastAsia="Arial" w:cs="Arial"/>
+          <w:b w:val="0"/>
+          <w:i w:val="0"/>
+          <w:sz w:val="21"/>
+        </w:rPr>
+        <w:t>); ubah L dan lihat bagaimana kendala aktif berpindah dari tegangan ke defleksi.</w:t>
       </w:r>
     </w:p>
     <w:p>
@@ -7936,7 +8437,9 @@
           <w:color w:val="1F3864"/>
           <w:sz w:val="28"/>
         </w:rPr>
-        <w:t>OPTIMASI ANALITIS KLASIK: KALENG, BALOK, DAN TABUNG</w:t>
+        <w:t>OPTIMASI ANALITIS KLASIK:</w:t>
+        <w:br/>
+        <w:t>KALENG, BALOK, DAN TABUNG</w:t>
       </w:r>
     </w:p>
     <w:p>
@@ -8007,7 +8510,64 @@
           <w:i w:val="0"/>
           <w:sz w:val="20"/>
         </w:rPr>
-        <w:t>Gambar 4 — Kaleng tertutup dengan luas permukaan minimum. Untuk volume tetap 500.000 mm³, luas A(r) = 2πr² + 2V₀/r mencapai minimum 34.873,42 mm² pada r* = 43,01 mm dengan h* = 2r* = 86,03 mm — tinggi persis sama dengan diameter.</w:t>
+        <w:t>Gambar 4 — Kaleng tertutup dengan luas permukaan minimum. Untuk volume tetap 500.000 mm³, luas A(r) = 2πr² + 2V₀/r mencapai minimum 34.873,42 mm² pada r</w:t>
+      </w:r>
+      <w:r>
+        <w:rPr>
+          <w:rFonts w:ascii="Arial" w:hAnsi="Arial" w:eastAsia="Arial" w:cs="Arial"/>
+          <w:b/>
+          <w:i w:val="0"/>
+          <w:sz w:val="20"/>
+          <w:vertAlign w:val="superscript"/>
+        </w:rPr>
+        <w:t>*</w:t>
+      </w:r>
+      <w:r>
+        <w:rPr>
+          <w:rFonts w:ascii="Arial" w:hAnsi="Arial" w:eastAsia="Arial" w:cs="Arial"/>
+          <w:b/>
+          <w:i w:val="0"/>
+          <w:sz w:val="20"/>
+        </w:rPr>
+        <w:t xml:space="preserve"> = 43,01 mm dengan h</w:t>
+      </w:r>
+      <w:r>
+        <w:rPr>
+          <w:rFonts w:ascii="Arial" w:hAnsi="Arial" w:eastAsia="Arial" w:cs="Arial"/>
+          <w:b/>
+          <w:i w:val="0"/>
+          <w:sz w:val="20"/>
+          <w:vertAlign w:val="superscript"/>
+        </w:rPr>
+        <w:t>*</w:t>
+      </w:r>
+      <w:r>
+        <w:rPr>
+          <w:rFonts w:ascii="Arial" w:hAnsi="Arial" w:eastAsia="Arial" w:cs="Arial"/>
+          <w:b/>
+          <w:i w:val="0"/>
+          <w:sz w:val="20"/>
+        </w:rPr>
+        <w:t xml:space="preserve"> = 2r</w:t>
+      </w:r>
+      <w:r>
+        <w:rPr>
+          <w:rFonts w:ascii="Arial" w:hAnsi="Arial" w:eastAsia="Arial" w:cs="Arial"/>
+          <w:b/>
+          <w:i w:val="0"/>
+          <w:sz w:val="20"/>
+          <w:vertAlign w:val="superscript"/>
+        </w:rPr>
+        <w:t>*</w:t>
+      </w:r>
+      <w:r>
+        <w:rPr>
+          <w:rFonts w:ascii="Arial" w:hAnsi="Arial" w:eastAsia="Arial" w:cs="Arial"/>
+          <w:b/>
+          <w:i w:val="0"/>
+          <w:sz w:val="20"/>
+        </w:rPr>
+        <w:t xml:space="preserve"> = 86,03 mm — tinggi persis sama dengan diameter.</w:t>
       </w:r>
     </w:p>
     <w:p>
@@ -8405,7 +8965,45 @@
           <w:i w:val="0"/>
           <w:sz w:val="22"/>
         </w:rPr>
-        <w:t xml:space="preserve"> — Inilah pola optimasi analitis klasik: pakai kendala persamaan untuk mengurangi jumlah variabel, lalu samakan turunan fungsi tujuan dengan nol. Hasilnya, h* = 2r* — proporsi yang sama untuk semua ukuran kaleng, dan mudah diperiksa di FreeCAD lewat Shape.Area. Kaleng minuman nyata lebih ramping daripada ini karena biaya tutup atas berbeda dari dinding dan karena genggaman tangan ikut menjadi kendala: contoh bagus bahwa optimum matematis harus selalu diuji terhadap kendala yang tidak tertulis.</w:t>
+        <w:t xml:space="preserve"> — Inilah pola optimasi analitis klasik: pakai kendala persamaan untuk mengurangi jumlah variabel, lalu samakan turunan fungsi tujuan dengan nol. Hasilnya, h</w:t>
+      </w:r>
+      <w:r>
+        <w:rPr>
+          <w:rFonts w:ascii="Arial" w:hAnsi="Arial" w:eastAsia="Arial" w:cs="Arial"/>
+          <w:b w:val="0"/>
+          <w:i w:val="0"/>
+          <w:sz w:val="22"/>
+          <w:vertAlign w:val="superscript"/>
+        </w:rPr>
+        <w:t>*</w:t>
+      </w:r>
+      <w:r>
+        <w:rPr>
+          <w:rFonts w:ascii="Arial" w:hAnsi="Arial" w:eastAsia="Arial" w:cs="Arial"/>
+          <w:b w:val="0"/>
+          <w:i w:val="0"/>
+          <w:sz w:val="22"/>
+        </w:rPr>
+        <w:t xml:space="preserve"> = 2r</w:t>
+      </w:r>
+      <w:r>
+        <w:rPr>
+          <w:rFonts w:ascii="Arial" w:hAnsi="Arial" w:eastAsia="Arial" w:cs="Arial"/>
+          <w:b w:val="0"/>
+          <w:i w:val="0"/>
+          <w:sz w:val="22"/>
+          <w:vertAlign w:val="superscript"/>
+        </w:rPr>
+        <w:t>*</w:t>
+      </w:r>
+      <w:r>
+        <w:rPr>
+          <w:rFonts w:ascii="Arial" w:hAnsi="Arial" w:eastAsia="Arial" w:cs="Arial"/>
+          <w:b w:val="0"/>
+          <w:i w:val="0"/>
+          <w:sz w:val="22"/>
+        </w:rPr>
+        <w:t xml:space="preserve"> — proporsi yang sama untuk semua ukuran kaleng, dan mudah diperiksa di FreeCAD lewat Shape.Area. Kaleng minuman nyata lebih ramping daripada ini karena biaya tutup atas berbeda dari dinding dan karena genggaman tangan ikut menjadi kendala: contoh bagus bahwa optimum matematis harus selalu diuji terhadap kendala yang tidak tertulis.</w:t>
       </w:r>
     </w:p>
     <w:p>
@@ -9162,7 +9760,7 @@
           <w:i w:val="0"/>
           <w:sz w:val="21"/>
         </w:rPr>
-        <w:t>: Rasio d_i/d_o (—)</w:t>
+        <w:t>: Rasio di/do (—)</w:t>
       </w:r>
     </w:p>
     <w:p>
@@ -9403,7 +10001,83 @@
                 <w:i w:val="0"/>
                 <w:sz w:val="18"/>
               </w:rPr>
-              <w:t>h* = 2r*, A* = 6πr*²</w:t>
+              <w:t>h</w:t>
+            </w:r>
+            <w:r>
+              <w:rPr>
+                <w:rFonts w:ascii="Arial" w:hAnsi="Arial" w:eastAsia="Arial" w:cs="Arial"/>
+                <w:b w:val="0"/>
+                <w:i w:val="0"/>
+                <w:sz w:val="18"/>
+                <w:vertAlign w:val="superscript"/>
+              </w:rPr>
+              <w:t>*</w:t>
+            </w:r>
+            <w:r>
+              <w:rPr>
+                <w:rFonts w:ascii="Arial" w:hAnsi="Arial" w:eastAsia="Arial" w:cs="Arial"/>
+                <w:b w:val="0"/>
+                <w:i w:val="0"/>
+                <w:sz w:val="18"/>
+              </w:rPr>
+              <w:t xml:space="preserve"> = 2r</w:t>
+            </w:r>
+            <w:r>
+              <w:rPr>
+                <w:rFonts w:ascii="Arial" w:hAnsi="Arial" w:eastAsia="Arial" w:cs="Arial"/>
+                <w:b w:val="0"/>
+                <w:i w:val="0"/>
+                <w:sz w:val="18"/>
+                <w:vertAlign w:val="superscript"/>
+              </w:rPr>
+              <w:t>*</w:t>
+            </w:r>
+            <w:r>
+              <w:rPr>
+                <w:rFonts w:ascii="Arial" w:hAnsi="Arial" w:eastAsia="Arial" w:cs="Arial"/>
+                <w:b w:val="0"/>
+                <w:i w:val="0"/>
+                <w:sz w:val="18"/>
+              </w:rPr>
+              <w:t>, A</w:t>
+            </w:r>
+            <w:r>
+              <w:rPr>
+                <w:rFonts w:ascii="Arial" w:hAnsi="Arial" w:eastAsia="Arial" w:cs="Arial"/>
+                <w:b w:val="0"/>
+                <w:i w:val="0"/>
+                <w:sz w:val="18"/>
+                <w:vertAlign w:val="superscript"/>
+              </w:rPr>
+              <w:t>*</w:t>
+            </w:r>
+            <w:r>
+              <w:rPr>
+                <w:rFonts w:ascii="Arial" w:hAnsi="Arial" w:eastAsia="Arial" w:cs="Arial"/>
+                <w:b w:val="0"/>
+                <w:i w:val="0"/>
+                <w:sz w:val="18"/>
+              </w:rPr>
+              <w:t xml:space="preserve"> = 6πr</w:t>
+            </w:r>
+            <w:r>
+              <w:rPr>
+                <w:rFonts w:ascii="Arial" w:hAnsi="Arial" w:eastAsia="Arial" w:cs="Arial"/>
+                <w:b w:val="0"/>
+                <w:i w:val="0"/>
+                <w:sz w:val="18"/>
+                <w:vertAlign w:val="superscript"/>
+              </w:rPr>
+              <w:t>*</w:t>
+            </w:r>
+            <w:r>
+              <w:rPr>
+                <w:rFonts w:ascii="Arial" w:hAnsi="Arial" w:eastAsia="Arial" w:cs="Arial"/>
+                <w:b w:val="0"/>
+                <w:i w:val="0"/>
+                <w:sz w:val="18"/>
+              </w:rPr>
+              <w:t>²</w:t>
             </w:r>
           </w:p>
         </w:tc>
@@ -9500,7 +10174,45 @@
                 <w:i w:val="0"/>
                 <w:sz w:val="18"/>
               </w:rPr>
-              <w:t>h* = r* (setengah kasus tertutup)</w:t>
+              <w:t>h</w:t>
+            </w:r>
+            <w:r>
+              <w:rPr>
+                <w:rFonts w:ascii="Arial" w:hAnsi="Arial" w:eastAsia="Arial" w:cs="Arial"/>
+                <w:b w:val="0"/>
+                <w:i w:val="0"/>
+                <w:sz w:val="18"/>
+                <w:vertAlign w:val="superscript"/>
+              </w:rPr>
+              <w:t>*</w:t>
+            </w:r>
+            <w:r>
+              <w:rPr>
+                <w:rFonts w:ascii="Arial" w:hAnsi="Arial" w:eastAsia="Arial" w:cs="Arial"/>
+                <w:b w:val="0"/>
+                <w:i w:val="0"/>
+                <w:sz w:val="18"/>
+              </w:rPr>
+              <w:t xml:space="preserve"> = r</w:t>
+            </w:r>
+            <w:r>
+              <w:rPr>
+                <w:rFonts w:ascii="Arial" w:hAnsi="Arial" w:eastAsia="Arial" w:cs="Arial"/>
+                <w:b w:val="0"/>
+                <w:i w:val="0"/>
+                <w:sz w:val="18"/>
+                <w:vertAlign w:val="superscript"/>
+              </w:rPr>
+              <w:t>*</w:t>
+            </w:r>
+            <w:r>
+              <w:rPr>
+                <w:rFonts w:ascii="Arial" w:hAnsi="Arial" w:eastAsia="Arial" w:cs="Arial"/>
+                <w:b w:val="0"/>
+                <w:i w:val="0"/>
+                <w:sz w:val="18"/>
+              </w:rPr>
+              <w:t xml:space="preserve"> (setengah kasus tertutup)</w:t>
             </w:r>
           </w:p>
         </w:tc>
@@ -9578,7 +10290,17 @@
                 <w:i w:val="0"/>
                 <w:sz w:val="18"/>
               </w:rPr>
-              <w:t>δ ≤ δ_izin</w:t>
+              <w:t>δ ≤ δ</w:t>
+            </w:r>
+            <w:r>
+              <w:rPr>
+                <w:rFonts w:ascii="Arial" w:hAnsi="Arial" w:eastAsia="Arial" w:cs="Arial"/>
+                <w:b w:val="0"/>
+                <w:i w:val="0"/>
+                <w:sz w:val="18"/>
+                <w:vertAlign w:val="subscript"/>
+              </w:rPr>
+              <w:t>izin</w:t>
             </w:r>
           </w:p>
         </w:tc>
@@ -9597,7 +10319,45 @@
                 <w:i w:val="0"/>
                 <w:sz w:val="18"/>
               </w:rPr>
-              <w:t>h_req = (4FL³/(Ebδ))^(1/3) = 47,048 mm</w:t>
+              <w:t>h</w:t>
+            </w:r>
+            <w:r>
+              <w:rPr>
+                <w:rFonts w:ascii="Arial" w:hAnsi="Arial" w:eastAsia="Arial" w:cs="Arial"/>
+                <w:b w:val="0"/>
+                <w:i w:val="0"/>
+                <w:sz w:val="18"/>
+                <w:vertAlign w:val="subscript"/>
+              </w:rPr>
+              <w:t>req</w:t>
+            </w:r>
+            <w:r>
+              <w:rPr>
+                <w:rFonts w:ascii="Arial" w:hAnsi="Arial" w:eastAsia="Arial" w:cs="Arial"/>
+                <w:b w:val="0"/>
+                <w:i w:val="0"/>
+                <w:sz w:val="18"/>
+              </w:rPr>
+              <w:t xml:space="preserve"> = (4FL³/(Ebδ))</w:t>
+            </w:r>
+            <w:r>
+              <w:rPr>
+                <w:rFonts w:ascii="Arial" w:hAnsi="Arial" w:eastAsia="Arial" w:cs="Arial"/>
+                <w:b w:val="0"/>
+                <w:i w:val="0"/>
+                <w:sz w:val="18"/>
+                <w:vertAlign w:val="superscript"/>
+              </w:rPr>
+              <w:t>1/3</w:t>
+            </w:r>
+            <w:r>
+              <w:rPr>
+                <w:rFonts w:ascii="Arial" w:hAnsi="Arial" w:eastAsia="Arial" w:cs="Arial"/>
+                <w:b w:val="0"/>
+                <w:i w:val="0"/>
+                <w:sz w:val="18"/>
+              </w:rPr>
+              <w:t xml:space="preserve"> = 47,048 mm</w:t>
             </w:r>
           </w:p>
         </w:tc>
@@ -9675,7 +10435,36 @@
                 <w:i w:val="0"/>
                 <w:sz w:val="18"/>
               </w:rPr>
-              <w:t>σ ≤ σ_izin dan δ ≤ δ_izin</w:t>
+              <w:t>σ ≤ σ</w:t>
+            </w:r>
+            <w:r>
+              <w:rPr>
+                <w:rFonts w:ascii="Arial" w:hAnsi="Arial" w:eastAsia="Arial" w:cs="Arial"/>
+                <w:b w:val="0"/>
+                <w:i w:val="0"/>
+                <w:sz w:val="18"/>
+                <w:vertAlign w:val="subscript"/>
+              </w:rPr>
+              <w:t>izin</w:t>
+            </w:r>
+            <w:r>
+              <w:rPr>
+                <w:rFonts w:ascii="Arial" w:hAnsi="Arial" w:eastAsia="Arial" w:cs="Arial"/>
+                <w:b w:val="0"/>
+                <w:i w:val="0"/>
+                <w:sz w:val="18"/>
+              </w:rPr>
+              <w:t xml:space="preserve"> dan δ ≤ δ</w:t>
+            </w:r>
+            <w:r>
+              <w:rPr>
+                <w:rFonts w:ascii="Arial" w:hAnsi="Arial" w:eastAsia="Arial" w:cs="Arial"/>
+                <w:b w:val="0"/>
+                <w:i w:val="0"/>
+                <w:sz w:val="18"/>
+                <w:vertAlign w:val="subscript"/>
+              </w:rPr>
+              <w:t>izin</w:t>
             </w:r>
           </w:p>
         </w:tc>
@@ -9694,7 +10483,26 @@
                 <w:i w:val="0"/>
                 <w:sz w:val="18"/>
               </w:rPr>
-              <w:t>t_req = maks = 49,193 mm</w:t>
+              <w:t>t</w:t>
+            </w:r>
+            <w:r>
+              <w:rPr>
+                <w:rFonts w:ascii="Arial" w:hAnsi="Arial" w:eastAsia="Arial" w:cs="Arial"/>
+                <w:b w:val="0"/>
+                <w:i w:val="0"/>
+                <w:sz w:val="18"/>
+                <w:vertAlign w:val="subscript"/>
+              </w:rPr>
+              <w:t>req</w:t>
+            </w:r>
+            <w:r>
+              <w:rPr>
+                <w:rFonts w:ascii="Arial" w:hAnsi="Arial" w:eastAsia="Arial" w:cs="Arial"/>
+                <w:b w:val="0"/>
+                <w:i w:val="0"/>
+                <w:sz w:val="18"/>
+              </w:rPr>
+              <w:t xml:space="preserve"> = maks = 49,193 mm</w:t>
             </w:r>
           </w:p>
         </w:tc>
@@ -9791,7 +10599,64 @@
                 <w:i w:val="0"/>
                 <w:sz w:val="18"/>
               </w:rPr>
-              <w:t>d_o = d_s/(1 − k⁴)^(1/4) = 54,988 mm</w:t>
+              <w:t>d</w:t>
+            </w:r>
+            <w:r>
+              <w:rPr>
+                <w:rFonts w:ascii="Arial" w:hAnsi="Arial" w:eastAsia="Arial" w:cs="Arial"/>
+                <w:b w:val="0"/>
+                <w:i w:val="0"/>
+                <w:sz w:val="18"/>
+                <w:vertAlign w:val="subscript"/>
+              </w:rPr>
+              <w:t>o</w:t>
+            </w:r>
+            <w:r>
+              <w:rPr>
+                <w:rFonts w:ascii="Arial" w:hAnsi="Arial" w:eastAsia="Arial" w:cs="Arial"/>
+                <w:b w:val="0"/>
+                <w:i w:val="0"/>
+                <w:sz w:val="18"/>
+              </w:rPr>
+              <w:t xml:space="preserve"> = d</w:t>
+            </w:r>
+            <w:r>
+              <w:rPr>
+                <w:rFonts w:ascii="Arial" w:hAnsi="Arial" w:eastAsia="Arial" w:cs="Arial"/>
+                <w:b w:val="0"/>
+                <w:i w:val="0"/>
+                <w:sz w:val="18"/>
+                <w:vertAlign w:val="subscript"/>
+              </w:rPr>
+              <w:t>s</w:t>
+            </w:r>
+            <w:r>
+              <w:rPr>
+                <w:rFonts w:ascii="Arial" w:hAnsi="Arial" w:eastAsia="Arial" w:cs="Arial"/>
+                <w:b w:val="0"/>
+                <w:i w:val="0"/>
+                <w:sz w:val="18"/>
+              </w:rPr>
+              <w:t>/(1 − k⁴)</w:t>
+            </w:r>
+            <w:r>
+              <w:rPr>
+                <w:rFonts w:ascii="Arial" w:hAnsi="Arial" w:eastAsia="Arial" w:cs="Arial"/>
+                <w:b w:val="0"/>
+                <w:i w:val="0"/>
+                <w:sz w:val="18"/>
+                <w:vertAlign w:val="superscript"/>
+              </w:rPr>
+              <w:t>1/4</w:t>
+            </w:r>
+            <w:r>
+              <w:rPr>
+                <w:rFonts w:ascii="Arial" w:hAnsi="Arial" w:eastAsia="Arial" w:cs="Arial"/>
+                <w:b w:val="0"/>
+                <w:i w:val="0"/>
+                <w:sz w:val="18"/>
+              </w:rPr>
+              <w:t xml:space="preserve"> = 54,988 mm</w:t>
             </w:r>
           </w:p>
         </w:tc>
@@ -9878,7 +10743,26 @@
           <w:i w:val="0"/>
           <w:sz w:val="21"/>
         </w:rPr>
-        <w:t xml:space="preserve"> lingkaran kiri adalah poros pejal ⌀d_s; lingkaran kanan adalah tabung yang tumbuh sampai momen inersianya persis sama (PAUSE menahan ukuran akhir). Batang di kanan membandingkan luas penampang — dan karena panjangnya sama, itu juga rasio volume dan massanya. Naikkan k dan lihat penghematan bahan bertambah sementara diameter luar hanya sedikit membesar.</w:t>
+        <w:t xml:space="preserve"> lingkaran kiri adalah poros pejal ⌀d</w:t>
+      </w:r>
+      <w:r>
+        <w:rPr>
+          <w:rFonts w:ascii="Arial" w:hAnsi="Arial" w:eastAsia="Arial" w:cs="Arial"/>
+          <w:b w:val="0"/>
+          <w:i w:val="0"/>
+          <w:sz w:val="21"/>
+          <w:vertAlign w:val="subscript"/>
+        </w:rPr>
+        <w:t>s</w:t>
+      </w:r>
+      <w:r>
+        <w:rPr>
+          <w:rFonts w:ascii="Arial" w:hAnsi="Arial" w:eastAsia="Arial" w:cs="Arial"/>
+          <w:b w:val="0"/>
+          <w:i w:val="0"/>
+          <w:sz w:val="21"/>
+        </w:rPr>
+        <w:t>; lingkaran kanan adalah tabung yang tumbuh sampai momen inersianya persis sama (PAUSE menahan ukuran akhir). Batang di kanan membandingkan luas penampang — dan karena panjangnya sama, itu juga rasio volume dan massanya. Naikkan k dan lihat penghematan bahan bertambah sementara diameter luar hanya sedikit membesar.</w:t>
       </w:r>
     </w:p>
     <w:p>
@@ -9968,7 +10852,9 @@
           <w:color w:val="1F3864"/>
           <w:sz w:val="28"/>
         </w:rPr>
-        <w:t>PERBANDINGAN ALTERNATIF DESAIN: MATRIKS KEPUTUSAN BERBOBOT</w:t>
+        <w:t>PERBANDINGAN ALTERNATIF DESAIN:</w:t>
+        <w:br/>
+        <w:t>MATRIKS KEPUTUSAN BERBOBOT</w:t>
       </w:r>
     </w:p>
     <w:p>
@@ -11253,7 +12139,9 @@
           <w:color w:val="1F3864"/>
           <w:sz w:val="28"/>
         </w:rPr>
-        <w:t>KENDALA LINGKUNGAN: MASSA, ENERGI, DAN JEJAK CO₂</w:t>
+        <w:t>KENDALA LINGKUNGAN:</w:t>
+        <w:br/>
+        <w:t>MASSA, ENERGI, DAN JEJAK CO₂</w:t>
       </w:r>
     </w:p>
     <w:p>
@@ -11446,7 +12334,45 @@
           <w:i w:val="0"/>
           <w:sz w:val="22"/>
         </w:rPr>
-        <w:t xml:space="preserve"> — Kendala lingkungan masuk ke perhitungan dengan cara yang sama seperti tegangan dan defleksi: sebagai angka yang dihitung dari model. Karena massa pada kekakuan sama sebanding dengan ρ/E^(1/3), maka jejaknya sebanding dengan f·ρ/E^(1/3) — indeks material Ashby dengan faktor emisi. Aluminium menang telak pada massa (baik untuk kendaraan yang bergerak), tetapi kalah pada jejak bahan untuk komponen diam seperti rak. Bila komponen ikut bergerak atau umurnya panjang, energi pemakaian harus ikut dihitung dan kesimpulannya bisa berbalik.</w:t>
+        <w:t xml:space="preserve"> — Kendala lingkungan masuk ke perhitungan dengan cara yang sama seperti tegangan dan defleksi: sebagai angka yang dihitung dari model. Karena massa pada kekakuan sama sebanding dengan ρ/E</w:t>
+      </w:r>
+      <w:r>
+        <w:rPr>
+          <w:rFonts w:ascii="Arial" w:hAnsi="Arial" w:eastAsia="Arial" w:cs="Arial"/>
+          <w:b w:val="0"/>
+          <w:i w:val="0"/>
+          <w:sz w:val="22"/>
+          <w:vertAlign w:val="superscript"/>
+        </w:rPr>
+        <w:t>1/3</w:t>
+      </w:r>
+      <w:r>
+        <w:rPr>
+          <w:rFonts w:ascii="Arial" w:hAnsi="Arial" w:eastAsia="Arial" w:cs="Arial"/>
+          <w:b w:val="0"/>
+          <w:i w:val="0"/>
+          <w:sz w:val="22"/>
+        </w:rPr>
+        <w:t>, maka jejaknya sebanding dengan f·ρ/E</w:t>
+      </w:r>
+      <w:r>
+        <w:rPr>
+          <w:rFonts w:ascii="Arial" w:hAnsi="Arial" w:eastAsia="Arial" w:cs="Arial"/>
+          <w:b w:val="0"/>
+          <w:i w:val="0"/>
+          <w:sz w:val="22"/>
+          <w:vertAlign w:val="superscript"/>
+        </w:rPr>
+        <w:t>1/3</w:t>
+      </w:r>
+      <w:r>
+        <w:rPr>
+          <w:rFonts w:ascii="Arial" w:hAnsi="Arial" w:eastAsia="Arial" w:cs="Arial"/>
+          <w:b w:val="0"/>
+          <w:i w:val="0"/>
+          <w:sz w:val="22"/>
+        </w:rPr>
+        <w:t xml:space="preserve"> — indeks material Ashby dengan faktor emisi. Aluminium menang telak pada massa (baik untuk kendaraan yang bergerak), tetapi kalah pada jejak bahan untuk komponen diam seperti rak. Bila komponen ikut bergerak atau umurnya panjang, energi pemakaian harus ikut dihitung dan kesimpulannya bisa berbalik.</w:t>
       </w:r>
     </w:p>
     <w:p>
@@ -11627,7 +12553,7 @@
           <w:i w:val="0"/>
           <w:sz w:val="20"/>
         </w:rPr>
-        <w:t>Tabel 6. Material: E (MPa), ρ (kg/m³), f (kg CO₂/kg), h untuk E·I sama (mm), Massa (kg), Jejak CO₂ (kg), Indeks f·ρ/E^(1/3).</w:t>
+        <w:t>Tabel 6. Material: E (MPa), ρ (kg/m³), f (kg CO₂/kg), h untuk E·I sama (mm), Massa (kg), Jejak CO₂ (kg), Indeks f·ρ/E1/3.</w:t>
       </w:r>
     </w:p>
     <w:tbl>
@@ -11804,7 +12730,17 @@
                 <w:i w:val="0"/>
                 <w:sz w:val="18"/>
               </w:rPr>
-              <w:t>Indeks f·ρ/E^(1/3)</w:t>
+              <w:t>Indeks f·ρ/E</w:t>
+            </w:r>
+            <w:r>
+              <w:rPr>
+                <w:rFonts w:ascii="Arial" w:hAnsi="Arial" w:eastAsia="Arial" w:cs="Arial"/>
+                <w:b/>
+                <w:i w:val="0"/>
+                <w:sz w:val="18"/>
+                <w:vertAlign w:val="superscript"/>
+              </w:rPr>
+              <w:t>1/3</w:t>
             </w:r>
           </w:p>
         </w:tc>
@@ -12560,7 +13496,9 @@
           <w:color w:val="1F3864"/>
           <w:sz w:val="28"/>
         </w:rPr>
-        <w:t>DOKUMENTASI HASIL OPTIMASI: TABEL ITERASI, TECHDRAW, DAN LAPORAN</w:t>
+        <w:t>DOKUMENTASI HASIL OPTIMASI:</w:t>
+        <w:br/>
+        <w:t>TABEL ITERASI, TECHDRAW, DAN LAPORAN</w:t>
       </w:r>
     </w:p>
     <w:p>
@@ -13193,7 +14131,64 @@
           <w:i w:val="0"/>
           <w:sz w:val="22"/>
         </w:rPr>
-        <w:t xml:space="preserve">Buat Page, ProjectionGroup tiga pandangan, lalu beri dimensi pada variabel hasil optimasi (h_req, t_req, d_o). Dimensi TechDraw mengambil nilai dari model, jadi ikut berubah bila Spreadsheet diperbarui. </w:t>
+        <w:t>Buat Page, ProjectionGroup tiga pandangan, lalu beri dimensi pada variabel hasil optimasi (h</w:t>
+      </w:r>
+      <w:r>
+        <w:rPr>
+          <w:rFonts w:ascii="Arial" w:hAnsi="Arial" w:eastAsia="Arial" w:cs="Arial"/>
+          <w:b w:val="0"/>
+          <w:i w:val="0"/>
+          <w:sz w:val="22"/>
+          <w:vertAlign w:val="subscript"/>
+        </w:rPr>
+        <w:t>req</w:t>
+      </w:r>
+      <w:r>
+        <w:rPr>
+          <w:rFonts w:ascii="Arial" w:hAnsi="Arial" w:eastAsia="Arial" w:cs="Arial"/>
+          <w:b w:val="0"/>
+          <w:i w:val="0"/>
+          <w:sz w:val="22"/>
+        </w:rPr>
+        <w:t>, t</w:t>
+      </w:r>
+      <w:r>
+        <w:rPr>
+          <w:rFonts w:ascii="Arial" w:hAnsi="Arial" w:eastAsia="Arial" w:cs="Arial"/>
+          <w:b w:val="0"/>
+          <w:i w:val="0"/>
+          <w:sz w:val="22"/>
+          <w:vertAlign w:val="subscript"/>
+        </w:rPr>
+        <w:t>req</w:t>
+      </w:r>
+      <w:r>
+        <w:rPr>
+          <w:rFonts w:ascii="Arial" w:hAnsi="Arial" w:eastAsia="Arial" w:cs="Arial"/>
+          <w:b w:val="0"/>
+          <w:i w:val="0"/>
+          <w:sz w:val="22"/>
+        </w:rPr>
+        <w:t>, d</w:t>
+      </w:r>
+      <w:r>
+        <w:rPr>
+          <w:rFonts w:ascii="Arial" w:hAnsi="Arial" w:eastAsia="Arial" w:cs="Arial"/>
+          <w:b w:val="0"/>
+          <w:i w:val="0"/>
+          <w:sz w:val="22"/>
+          <w:vertAlign w:val="subscript"/>
+        </w:rPr>
+        <w:t>o</w:t>
+      </w:r>
+      <w:r>
+        <w:rPr>
+          <w:rFonts w:ascii="Arial" w:hAnsi="Arial" w:eastAsia="Arial" w:cs="Arial"/>
+          <w:b w:val="0"/>
+          <w:i w:val="0"/>
+          <w:sz w:val="22"/>
+        </w:rPr>
+        <w:t xml:space="preserve">). Dimensi TechDraw mengambil nilai dari model, jadi ikut berubah bila Spreadsheet diperbarui. </w:t>
       </w:r>
       <w:r>
         <w:rPr>
@@ -13382,7 +14377,9 @@
           <w:color w:val="1F3864"/>
           <w:sz w:val="28"/>
         </w:rPr>
-        <w:t>PYTHON CONSOLE: SPREADSHEET, SAPUAN PARAMETER, DAN PEMBANDING</w:t>
+        <w:t>PYTHON CONSOLE:</w:t>
+        <w:br/>
+        <w:t>SPREADSHEET, SAPUAN PARAMETER, DAN PEMBANDING</w:t>
       </w:r>
     </w:p>
     <w:p>
@@ -13990,7 +14987,102 @@
           <w:i w:val="0"/>
           <w:sz w:val="21"/>
         </w:rPr>
-        <w:t xml:space="preserve"> jalankan ketiga cell dan cocokkan angkanya dengan komentar (r* 43,0127 mm, A* 34.873,42 mm², t_σ 38,730 mm, t_δ 49,193 mm, d_o 54,988 mm, rasio volume 0,5292). Tugas tetap meminta model dibuat lewat GUI dengan Spreadsheet beralias, Sketch berekspresi, dan Pad/Pocket sehingga pohon fiturnya tersimpan di berkas .FCStd; Part API di cell ini hanya alat pemeriksa rumus, bukan pengganti model.</w:t>
+        <w:t xml:space="preserve"> jalankan ketiga cell dan cocokkan angkanya dengan komentar (r</w:t>
+      </w:r>
+      <w:r>
+        <w:rPr>
+          <w:rFonts w:ascii="Arial" w:hAnsi="Arial" w:eastAsia="Arial" w:cs="Arial"/>
+          <w:b w:val="0"/>
+          <w:i w:val="0"/>
+          <w:sz w:val="21"/>
+          <w:vertAlign w:val="superscript"/>
+        </w:rPr>
+        <w:t>*</w:t>
+      </w:r>
+      <w:r>
+        <w:rPr>
+          <w:rFonts w:ascii="Arial" w:hAnsi="Arial" w:eastAsia="Arial" w:cs="Arial"/>
+          <w:b w:val="0"/>
+          <w:i w:val="0"/>
+          <w:sz w:val="21"/>
+        </w:rPr>
+        <w:t xml:space="preserve"> 43,0127 mm, A</w:t>
+      </w:r>
+      <w:r>
+        <w:rPr>
+          <w:rFonts w:ascii="Arial" w:hAnsi="Arial" w:eastAsia="Arial" w:cs="Arial"/>
+          <w:b w:val="0"/>
+          <w:i w:val="0"/>
+          <w:sz w:val="21"/>
+          <w:vertAlign w:val="superscript"/>
+        </w:rPr>
+        <w:t>*</w:t>
+      </w:r>
+      <w:r>
+        <w:rPr>
+          <w:rFonts w:ascii="Arial" w:hAnsi="Arial" w:eastAsia="Arial" w:cs="Arial"/>
+          <w:b w:val="0"/>
+          <w:i w:val="0"/>
+          <w:sz w:val="21"/>
+        </w:rPr>
+        <w:t xml:space="preserve"> 34.873,42 mm², t</w:t>
+      </w:r>
+      <w:r>
+        <w:rPr>
+          <w:rFonts w:ascii="Arial" w:hAnsi="Arial" w:eastAsia="Arial" w:cs="Arial"/>
+          <w:b w:val="0"/>
+          <w:i w:val="0"/>
+          <w:sz w:val="21"/>
+          <w:vertAlign w:val="subscript"/>
+        </w:rPr>
+        <w:t>σ</w:t>
+      </w:r>
+      <w:r>
+        <w:rPr>
+          <w:rFonts w:ascii="Arial" w:hAnsi="Arial" w:eastAsia="Arial" w:cs="Arial"/>
+          <w:b w:val="0"/>
+          <w:i w:val="0"/>
+          <w:sz w:val="21"/>
+        </w:rPr>
+        <w:t xml:space="preserve"> 38,730 mm, t</w:t>
+      </w:r>
+      <w:r>
+        <w:rPr>
+          <w:rFonts w:ascii="Arial" w:hAnsi="Arial" w:eastAsia="Arial" w:cs="Arial"/>
+          <w:b w:val="0"/>
+          <w:i w:val="0"/>
+          <w:sz w:val="21"/>
+          <w:vertAlign w:val="subscript"/>
+        </w:rPr>
+        <w:t>δ</w:t>
+      </w:r>
+      <w:r>
+        <w:rPr>
+          <w:rFonts w:ascii="Arial" w:hAnsi="Arial" w:eastAsia="Arial" w:cs="Arial"/>
+          <w:b w:val="0"/>
+          <w:i w:val="0"/>
+          <w:sz w:val="21"/>
+        </w:rPr>
+        <w:t xml:space="preserve"> 49,193 mm, d</w:t>
+      </w:r>
+      <w:r>
+        <w:rPr>
+          <w:rFonts w:ascii="Arial" w:hAnsi="Arial" w:eastAsia="Arial" w:cs="Arial"/>
+          <w:b w:val="0"/>
+          <w:i w:val="0"/>
+          <w:sz w:val="21"/>
+          <w:vertAlign w:val="subscript"/>
+        </w:rPr>
+        <w:t>o</w:t>
+      </w:r>
+      <w:r>
+        <w:rPr>
+          <w:rFonts w:ascii="Arial" w:hAnsi="Arial" w:eastAsia="Arial" w:cs="Arial"/>
+          <w:b w:val="0"/>
+          <w:i w:val="0"/>
+          <w:sz w:val="21"/>
+        </w:rPr>
+        <w:t xml:space="preserve"> 54,988 mm, rasio volume 0,5292). Tugas tetap meminta model dibuat lewat GUI dengan Spreadsheet beralias, Sketch berekspresi, dan Pad/Pocket sehingga pohon fiturnya tersimpan di berkas .FCStd; Part API di cell ini hanya alat pemeriksa rumus, bukan pengganti model.</w:t>
       </w:r>
     </w:p>
     <w:p>
@@ -14006,7 +15098,9 @@
           <w:color w:val="1F3864"/>
           <w:sz w:val="28"/>
         </w:rPr>
-        <w:t>PRAKTIK TERBIMBING: OPTIMASI LENGAN BRAKET DARI RUMUSAN SAMPAI LAPORAN</w:t>
+        <w:t>PRAKTIK TERBIMBING:</w:t>
+        <w:br/>
+        <w:t>OPTIMASI LENGAN BRAKET DARI RUMUSAN SAMPAI LAPORAN</w:t>
       </w:r>
     </w:p>
     <w:p>
@@ -14176,7 +15270,7 @@
           <w:i w:val="0"/>
           <w:sz w:val="22"/>
         </w:rPr>
-        <w:t>Tambahkan sel h = (4*F*L^3/(E*b*d_izin))^(1/3). Ctrl+R, lalu catat h, Shape.Volume, massa = rho × Volume, dan CO2 = f_co2 × massa untuk baja sebagai iterasi 0 (datum).</w:t>
+        <w:t>Tambahkan sel h = (4*F*L^3/(E*b*d_izin))^(1/3). Ctrl+R, lalu catat h, Shape.Volume, massa = rho × Volume, dan CO₂ = f_co2 × massa untuk baja sebagai iterasi 0 (datum).</w:t>
       </w:r>
     </w:p>
     <w:p>
@@ -14766,7 +15860,26 @@
                 <w:i w:val="0"/>
                 <w:sz w:val="18"/>
               </w:rPr>
-              <w:t>t_req hasil sapuan jauh di atas 49,2 mm</w:t>
+              <w:t>t</w:t>
+            </w:r>
+            <w:r>
+              <w:rPr>
+                <w:rFonts w:ascii="Arial" w:hAnsi="Arial" w:eastAsia="Arial" w:cs="Arial"/>
+                <w:b w:val="0"/>
+                <w:i w:val="0"/>
+                <w:sz w:val="18"/>
+                <w:vertAlign w:val="subscript"/>
+              </w:rPr>
+              <w:t>req</w:t>
+            </w:r>
+            <w:r>
+              <w:rPr>
+                <w:rFonts w:ascii="Arial" w:hAnsi="Arial" w:eastAsia="Arial" w:cs="Arial"/>
+                <w:b w:val="0"/>
+                <w:i w:val="0"/>
+                <w:sz w:val="18"/>
+              </w:rPr>
+              <w:t xml:space="preserve"> hasil sapuan jauh di atas 49,2 mm</w:t>
             </w:r>
           </w:p>
         </w:tc>
@@ -14785,7 +15898,26 @@
                 <w:i w:val="0"/>
                 <w:sz w:val="18"/>
               </w:rPr>
-              <w:t>δ_izin atau E memakai satuan berbeda (m vs mm, GPa vs MPa)</w:t>
+              <w:t>δ</w:t>
+            </w:r>
+            <w:r>
+              <w:rPr>
+                <w:rFonts w:ascii="Arial" w:hAnsi="Arial" w:eastAsia="Arial" w:cs="Arial"/>
+                <w:b w:val="0"/>
+                <w:i w:val="0"/>
+                <w:sz w:val="18"/>
+                <w:vertAlign w:val="subscript"/>
+              </w:rPr>
+              <w:t>izin</w:t>
+            </w:r>
+            <w:r>
+              <w:rPr>
+                <w:rFonts w:ascii="Arial" w:hAnsi="Arial" w:eastAsia="Arial" w:cs="Arial"/>
+                <w:b w:val="0"/>
+                <w:i w:val="0"/>
+                <w:sz w:val="18"/>
+              </w:rPr>
+              <w:t xml:space="preserve"> atau E memakai satuan berbeda (m vs mm, GPa vs MPa)</w:t>
             </w:r>
           </w:p>
         </w:tc>
@@ -14968,7 +16100,7 @@
           <w:i w:val="0"/>
           <w:sz w:val="21"/>
         </w:rPr>
-        <w:t xml:space="preserve"> (1) Spreadsheet berisi alias yang diminta tugas dan sel rumusnya (r/h/A, h_req, d_o, t_req, massa, CO2); (2) konstrain sketsa terikat ekspresi (nilai biru) dan sketsa fully constrained; (3) Body satu solid dengan pohon fitur sesuai tugas (Sketch → Pad, dua lingkaran sepusat untuk tabung); (4) angka bacaan diambil dari sel Spreadsheet atau Shape sesuai label, dengan jumlah desimal yang diminta; (5) satuan konsisten N–mm–MPa; (6) berkas tersimpan lewat Ctrl+S dengan nama tanpa spasi.</w:t>
+        <w:t xml:space="preserve"> (1) Spreadsheet berisi alias yang diminta tugas dan sel rumusnya (r/h/A, h_req, d_o, t_req, massa, CO₂); (2) konstrain sketsa terikat ekspresi (nilai biru) dan sketsa fully constrained; (3) Body satu solid dengan pohon fitur sesuai tugas (Sketch → Pad, dua lingkaran sepusat untuk tabung); (4) angka bacaan diambil dari sel Spreadsheet atau Shape sesuai label, dengan jumlah desimal yang diminta; (5) satuan konsisten N–mm–MPa; (6) berkas tersimpan lewat Ctrl+S dengan nama tanpa spasi.</w:t>
       </w:r>
     </w:p>
     <w:p>
@@ -15584,7 +16716,121 @@
           <w:i w:val="0"/>
           <w:sz w:val="21"/>
         </w:rPr>
-        <w:t>(A) r* = (V₀/(2π))^(1/3) dan h* = 2r*, sehingga tinggi sama dengan diameter dan A* = 6π·r*²</w:t>
+        <w:t>(A) r</w:t>
+      </w:r>
+      <w:r>
+        <w:rPr>
+          <w:rFonts w:ascii="Arial" w:hAnsi="Arial" w:eastAsia="Arial" w:cs="Arial"/>
+          <w:b w:val="0"/>
+          <w:i w:val="0"/>
+          <w:sz w:val="21"/>
+          <w:vertAlign w:val="superscript"/>
+        </w:rPr>
+        <w:t>*</w:t>
+      </w:r>
+      <w:r>
+        <w:rPr>
+          <w:rFonts w:ascii="Arial" w:hAnsi="Arial" w:eastAsia="Arial" w:cs="Arial"/>
+          <w:b w:val="0"/>
+          <w:i w:val="0"/>
+          <w:sz w:val="21"/>
+        </w:rPr>
+        <w:t xml:space="preserve"> = (V₀/(2π))</w:t>
+      </w:r>
+      <w:r>
+        <w:rPr>
+          <w:rFonts w:ascii="Arial" w:hAnsi="Arial" w:eastAsia="Arial" w:cs="Arial"/>
+          <w:b w:val="0"/>
+          <w:i w:val="0"/>
+          <w:sz w:val="21"/>
+          <w:vertAlign w:val="superscript"/>
+        </w:rPr>
+        <w:t>1/3</w:t>
+      </w:r>
+      <w:r>
+        <w:rPr>
+          <w:rFonts w:ascii="Arial" w:hAnsi="Arial" w:eastAsia="Arial" w:cs="Arial"/>
+          <w:b w:val="0"/>
+          <w:i w:val="0"/>
+          <w:sz w:val="21"/>
+        </w:rPr>
+        <w:t xml:space="preserve"> dan h</w:t>
+      </w:r>
+      <w:r>
+        <w:rPr>
+          <w:rFonts w:ascii="Arial" w:hAnsi="Arial" w:eastAsia="Arial" w:cs="Arial"/>
+          <w:b w:val="0"/>
+          <w:i w:val="0"/>
+          <w:sz w:val="21"/>
+          <w:vertAlign w:val="superscript"/>
+        </w:rPr>
+        <w:t>*</w:t>
+      </w:r>
+      <w:r>
+        <w:rPr>
+          <w:rFonts w:ascii="Arial" w:hAnsi="Arial" w:eastAsia="Arial" w:cs="Arial"/>
+          <w:b w:val="0"/>
+          <w:i w:val="0"/>
+          <w:sz w:val="21"/>
+        </w:rPr>
+        <w:t xml:space="preserve"> = 2r</w:t>
+      </w:r>
+      <w:r>
+        <w:rPr>
+          <w:rFonts w:ascii="Arial" w:hAnsi="Arial" w:eastAsia="Arial" w:cs="Arial"/>
+          <w:b w:val="0"/>
+          <w:i w:val="0"/>
+          <w:sz w:val="21"/>
+          <w:vertAlign w:val="superscript"/>
+        </w:rPr>
+        <w:t>*</w:t>
+      </w:r>
+      <w:r>
+        <w:rPr>
+          <w:rFonts w:ascii="Arial" w:hAnsi="Arial" w:eastAsia="Arial" w:cs="Arial"/>
+          <w:b w:val="0"/>
+          <w:i w:val="0"/>
+          <w:sz w:val="21"/>
+        </w:rPr>
+        <w:t>, sehingga tinggi sama dengan diameter dan A</w:t>
+      </w:r>
+      <w:r>
+        <w:rPr>
+          <w:rFonts w:ascii="Arial" w:hAnsi="Arial" w:eastAsia="Arial" w:cs="Arial"/>
+          <w:b w:val="0"/>
+          <w:i w:val="0"/>
+          <w:sz w:val="21"/>
+          <w:vertAlign w:val="superscript"/>
+        </w:rPr>
+        <w:t>*</w:t>
+      </w:r>
+      <w:r>
+        <w:rPr>
+          <w:rFonts w:ascii="Arial" w:hAnsi="Arial" w:eastAsia="Arial" w:cs="Arial"/>
+          <w:b w:val="0"/>
+          <w:i w:val="0"/>
+          <w:sz w:val="21"/>
+        </w:rPr>
+        <w:t xml:space="preserve"> = 6π·r</w:t>
+      </w:r>
+      <w:r>
+        <w:rPr>
+          <w:rFonts w:ascii="Arial" w:hAnsi="Arial" w:eastAsia="Arial" w:cs="Arial"/>
+          <w:b w:val="0"/>
+          <w:i w:val="0"/>
+          <w:sz w:val="21"/>
+          <w:vertAlign w:val="superscript"/>
+        </w:rPr>
+        <w:t>*</w:t>
+      </w:r>
+      <w:r>
+        <w:rPr>
+          <w:rFonts w:ascii="Arial" w:hAnsi="Arial" w:eastAsia="Arial" w:cs="Arial"/>
+          <w:b w:val="0"/>
+          <w:i w:val="0"/>
+          <w:sz w:val="21"/>
+        </w:rPr>
+        <w:t>²</w:t>
       </w:r>
     </w:p>
     <w:p>
@@ -15608,7 +16854,83 @@
           <w:i w:val="0"/>
           <w:sz w:val="21"/>
         </w:rPr>
-        <w:t>(B) r* = (V₀/π)^(1/3) dan h* = r*, sehingga tinggi sama dengan jari-jari</w:t>
+        <w:t>(B) r</w:t>
+      </w:r>
+      <w:r>
+        <w:rPr>
+          <w:rFonts w:ascii="Arial" w:hAnsi="Arial" w:eastAsia="Arial" w:cs="Arial"/>
+          <w:b w:val="0"/>
+          <w:i w:val="0"/>
+          <w:sz w:val="21"/>
+          <w:vertAlign w:val="superscript"/>
+        </w:rPr>
+        <w:t>*</w:t>
+      </w:r>
+      <w:r>
+        <w:rPr>
+          <w:rFonts w:ascii="Arial" w:hAnsi="Arial" w:eastAsia="Arial" w:cs="Arial"/>
+          <w:b w:val="0"/>
+          <w:i w:val="0"/>
+          <w:sz w:val="21"/>
+        </w:rPr>
+        <w:t xml:space="preserve"> = (V₀/π)</w:t>
+      </w:r>
+      <w:r>
+        <w:rPr>
+          <w:rFonts w:ascii="Arial" w:hAnsi="Arial" w:eastAsia="Arial" w:cs="Arial"/>
+          <w:b w:val="0"/>
+          <w:i w:val="0"/>
+          <w:sz w:val="21"/>
+          <w:vertAlign w:val="superscript"/>
+        </w:rPr>
+        <w:t>1/3</w:t>
+      </w:r>
+      <w:r>
+        <w:rPr>
+          <w:rFonts w:ascii="Arial" w:hAnsi="Arial" w:eastAsia="Arial" w:cs="Arial"/>
+          <w:b w:val="0"/>
+          <w:i w:val="0"/>
+          <w:sz w:val="21"/>
+        </w:rPr>
+        <w:t xml:space="preserve"> dan h</w:t>
+      </w:r>
+      <w:r>
+        <w:rPr>
+          <w:rFonts w:ascii="Arial" w:hAnsi="Arial" w:eastAsia="Arial" w:cs="Arial"/>
+          <w:b w:val="0"/>
+          <w:i w:val="0"/>
+          <w:sz w:val="21"/>
+          <w:vertAlign w:val="superscript"/>
+        </w:rPr>
+        <w:t>*</w:t>
+      </w:r>
+      <w:r>
+        <w:rPr>
+          <w:rFonts w:ascii="Arial" w:hAnsi="Arial" w:eastAsia="Arial" w:cs="Arial"/>
+          <w:b w:val="0"/>
+          <w:i w:val="0"/>
+          <w:sz w:val="21"/>
+        </w:rPr>
+        <w:t xml:space="preserve"> = r</w:t>
+      </w:r>
+      <w:r>
+        <w:rPr>
+          <w:rFonts w:ascii="Arial" w:hAnsi="Arial" w:eastAsia="Arial" w:cs="Arial"/>
+          <w:b w:val="0"/>
+          <w:i w:val="0"/>
+          <w:sz w:val="21"/>
+          <w:vertAlign w:val="superscript"/>
+        </w:rPr>
+        <w:t>*</w:t>
+      </w:r>
+      <w:r>
+        <w:rPr>
+          <w:rFonts w:ascii="Arial" w:hAnsi="Arial" w:eastAsia="Arial" w:cs="Arial"/>
+          <w:b w:val="0"/>
+          <w:i w:val="0"/>
+          <w:sz w:val="21"/>
+        </w:rPr>
+        <w:t>, sehingga tinggi sama dengan jari-jari</w:t>
       </w:r>
     </w:p>
     <w:p>
@@ -15818,7 +17140,26 @@
           <w:i w:val="0"/>
           <w:sz w:val="22"/>
         </w:rPr>
-        <w:t>Tinggi minimum kantilever persegi panjang (lebar b, beban ujung F, panjang L, modulus E) agar defleksi ujung tidak melebihi δ_izin adalah...</w:t>
+        <w:t>Tinggi minimum kantilever persegi panjang (lebar b, beban ujung F, panjang L, modulus E) agar defleksi ujung tidak melebihi δ</w:t>
+      </w:r>
+      <w:r>
+        <w:rPr>
+          <w:rFonts w:ascii="Arial" w:hAnsi="Arial" w:eastAsia="Arial" w:cs="Arial"/>
+          <w:b w:val="0"/>
+          <w:i w:val="0"/>
+          <w:sz w:val="22"/>
+          <w:vertAlign w:val="subscript"/>
+        </w:rPr>
+        <w:t>izin</w:t>
+      </w:r>
+      <w:r>
+        <w:rPr>
+          <w:rFonts w:ascii="Arial" w:hAnsi="Arial" w:eastAsia="Arial" w:cs="Arial"/>
+          <w:b w:val="0"/>
+          <w:i w:val="0"/>
+          <w:sz w:val="22"/>
+        </w:rPr>
+        <w:t xml:space="preserve"> adalah...</w:t>
       </w:r>
     </w:p>
     <w:p>
@@ -15842,7 +17183,45 @@
           <w:i w:val="0"/>
           <w:sz w:val="21"/>
         </w:rPr>
-        <w:t>(A) h_req = 6·F·L/(b·δ_izin)</w:t>
+        <w:t>(A) h</w:t>
+      </w:r>
+      <w:r>
+        <w:rPr>
+          <w:rFonts w:ascii="Arial" w:hAnsi="Arial" w:eastAsia="Arial" w:cs="Arial"/>
+          <w:b w:val="0"/>
+          <w:i w:val="0"/>
+          <w:sz w:val="21"/>
+          <w:vertAlign w:val="subscript"/>
+        </w:rPr>
+        <w:t>req</w:t>
+      </w:r>
+      <w:r>
+        <w:rPr>
+          <w:rFonts w:ascii="Arial" w:hAnsi="Arial" w:eastAsia="Arial" w:cs="Arial"/>
+          <w:b w:val="0"/>
+          <w:i w:val="0"/>
+          <w:sz w:val="21"/>
+        </w:rPr>
+        <w:t xml:space="preserve"> = 6·F·L/(b·δ</w:t>
+      </w:r>
+      <w:r>
+        <w:rPr>
+          <w:rFonts w:ascii="Arial" w:hAnsi="Arial" w:eastAsia="Arial" w:cs="Arial"/>
+          <w:b w:val="0"/>
+          <w:i w:val="0"/>
+          <w:sz w:val="21"/>
+          <w:vertAlign w:val="subscript"/>
+        </w:rPr>
+        <w:t>izin</w:t>
+      </w:r>
+      <w:r>
+        <w:rPr>
+          <w:rFonts w:ascii="Arial" w:hAnsi="Arial" w:eastAsia="Arial" w:cs="Arial"/>
+          <w:b w:val="0"/>
+          <w:i w:val="0"/>
+          <w:sz w:val="21"/>
+        </w:rPr>
+        <w:t>)</w:t>
       </w:r>
     </w:p>
     <w:p>
@@ -15866,7 +17245,55 @@
           <w:i w:val="0"/>
           <w:sz w:val="21"/>
         </w:rPr>
-        <w:t>(B) h_req = (4·F·L³/(E·b·δ_izin))^(1/3)</w:t>
+        <w:t>(B) h</w:t>
+      </w:r>
+      <w:r>
+        <w:rPr>
+          <w:rFonts w:ascii="Arial" w:hAnsi="Arial" w:eastAsia="Arial" w:cs="Arial"/>
+          <w:b w:val="0"/>
+          <w:i w:val="0"/>
+          <w:sz w:val="21"/>
+          <w:vertAlign w:val="subscript"/>
+        </w:rPr>
+        <w:t>req</w:t>
+      </w:r>
+      <w:r>
+        <w:rPr>
+          <w:rFonts w:ascii="Arial" w:hAnsi="Arial" w:eastAsia="Arial" w:cs="Arial"/>
+          <w:b w:val="0"/>
+          <w:i w:val="0"/>
+          <w:sz w:val="21"/>
+        </w:rPr>
+        <w:t xml:space="preserve"> = (4·F·L³/(E·b·δ</w:t>
+      </w:r>
+      <w:r>
+        <w:rPr>
+          <w:rFonts w:ascii="Arial" w:hAnsi="Arial" w:eastAsia="Arial" w:cs="Arial"/>
+          <w:b w:val="0"/>
+          <w:i w:val="0"/>
+          <w:sz w:val="21"/>
+          <w:vertAlign w:val="subscript"/>
+        </w:rPr>
+        <w:t>izin</w:t>
+      </w:r>
+      <w:r>
+        <w:rPr>
+          <w:rFonts w:ascii="Arial" w:hAnsi="Arial" w:eastAsia="Arial" w:cs="Arial"/>
+          <w:b w:val="0"/>
+          <w:i w:val="0"/>
+          <w:sz w:val="21"/>
+        </w:rPr>
+        <w:t>))</w:t>
+      </w:r>
+      <w:r>
+        <w:rPr>
+          <w:rFonts w:ascii="Arial" w:hAnsi="Arial" w:eastAsia="Arial" w:cs="Arial"/>
+          <w:b w:val="0"/>
+          <w:i w:val="0"/>
+          <w:sz w:val="21"/>
+          <w:vertAlign w:val="superscript"/>
+        </w:rPr>
+        <w:t>1/3</w:t>
       </w:r>
     </w:p>
     <w:p>
@@ -15890,7 +17317,45 @@
           <w:i w:val="0"/>
           <w:sz w:val="21"/>
         </w:rPr>
-        <w:t>(C) h_req = √(4·F·L³/(E·b·δ_izin))</w:t>
+        <w:t>(C) h</w:t>
+      </w:r>
+      <w:r>
+        <w:rPr>
+          <w:rFonts w:ascii="Arial" w:hAnsi="Arial" w:eastAsia="Arial" w:cs="Arial"/>
+          <w:b w:val="0"/>
+          <w:i w:val="0"/>
+          <w:sz w:val="21"/>
+          <w:vertAlign w:val="subscript"/>
+        </w:rPr>
+        <w:t>req</w:t>
+      </w:r>
+      <w:r>
+        <w:rPr>
+          <w:rFonts w:ascii="Arial" w:hAnsi="Arial" w:eastAsia="Arial" w:cs="Arial"/>
+          <w:b w:val="0"/>
+          <w:i w:val="0"/>
+          <w:sz w:val="21"/>
+        </w:rPr>
+        <w:t xml:space="preserve"> = √(4·F·L³/(E·b·δ</w:t>
+      </w:r>
+      <w:r>
+        <w:rPr>
+          <w:rFonts w:ascii="Arial" w:hAnsi="Arial" w:eastAsia="Arial" w:cs="Arial"/>
+          <w:b w:val="0"/>
+          <w:i w:val="0"/>
+          <w:sz w:val="21"/>
+          <w:vertAlign w:val="subscript"/>
+        </w:rPr>
+        <w:t>izin</w:t>
+      </w:r>
+      <w:r>
+        <w:rPr>
+          <w:rFonts w:ascii="Arial" w:hAnsi="Arial" w:eastAsia="Arial" w:cs="Arial"/>
+          <w:b w:val="0"/>
+          <w:i w:val="0"/>
+          <w:sz w:val="21"/>
+        </w:rPr>
+        <w:t>))</w:t>
       </w:r>
     </w:p>
     <w:p>
@@ -15914,7 +17379,45 @@
           <w:i w:val="0"/>
           <w:sz w:val="21"/>
         </w:rPr>
-        <w:t>(D) h_req = E·b·δ_izin/(4·F·L³)</w:t>
+        <w:t>(D) h</w:t>
+      </w:r>
+      <w:r>
+        <w:rPr>
+          <w:rFonts w:ascii="Arial" w:hAnsi="Arial" w:eastAsia="Arial" w:cs="Arial"/>
+          <w:b w:val="0"/>
+          <w:i w:val="0"/>
+          <w:sz w:val="21"/>
+          <w:vertAlign w:val="subscript"/>
+        </w:rPr>
+        <w:t>req</w:t>
+      </w:r>
+      <w:r>
+        <w:rPr>
+          <w:rFonts w:ascii="Arial" w:hAnsi="Arial" w:eastAsia="Arial" w:cs="Arial"/>
+          <w:b w:val="0"/>
+          <w:i w:val="0"/>
+          <w:sz w:val="21"/>
+        </w:rPr>
+        <w:t xml:space="preserve"> = E·b·δ</w:t>
+      </w:r>
+      <w:r>
+        <w:rPr>
+          <w:rFonts w:ascii="Arial" w:hAnsi="Arial" w:eastAsia="Arial" w:cs="Arial"/>
+          <w:b w:val="0"/>
+          <w:i w:val="0"/>
+          <w:sz w:val="21"/>
+          <w:vertAlign w:val="subscript"/>
+        </w:rPr>
+        <w:t>izin</w:t>
+      </w:r>
+      <w:r>
+        <w:rPr>
+          <w:rFonts w:ascii="Arial" w:hAnsi="Arial" w:eastAsia="Arial" w:cs="Arial"/>
+          <w:b w:val="0"/>
+          <w:i w:val="0"/>
+          <w:sz w:val="21"/>
+        </w:rPr>
+        <w:t>/(4·F·L³)</w:t>
       </w:r>
     </w:p>
     <w:p>
@@ -15938,7 +17441,64 @@
           <w:i w:val="0"/>
           <w:sz w:val="22"/>
         </w:rPr>
-        <w:t xml:space="preserve">Poros pejal ⌀d_s diganti tabung dengan rasio k = d_i/d_o tanpa mengurangi </w:t>
+        <w:t>Poros pejal ⌀d</w:t>
+      </w:r>
+      <w:r>
+        <w:rPr>
+          <w:rFonts w:ascii="Arial" w:hAnsi="Arial" w:eastAsia="Arial" w:cs="Arial"/>
+          <w:b w:val="0"/>
+          <w:i w:val="0"/>
+          <w:sz w:val="22"/>
+          <w:vertAlign w:val="subscript"/>
+        </w:rPr>
+        <w:t>s</w:t>
+      </w:r>
+      <w:r>
+        <w:rPr>
+          <w:rFonts w:ascii="Arial" w:hAnsi="Arial" w:eastAsia="Arial" w:cs="Arial"/>
+          <w:b w:val="0"/>
+          <w:i w:val="0"/>
+          <w:sz w:val="22"/>
+        </w:rPr>
+        <w:t xml:space="preserve"> diganti tabung dengan rasio k = d</w:t>
+      </w:r>
+      <w:r>
+        <w:rPr>
+          <w:rFonts w:ascii="Arial" w:hAnsi="Arial" w:eastAsia="Arial" w:cs="Arial"/>
+          <w:b w:val="0"/>
+          <w:i w:val="0"/>
+          <w:sz w:val="22"/>
+          <w:vertAlign w:val="subscript"/>
+        </w:rPr>
+        <w:t>i</w:t>
+      </w:r>
+      <w:r>
+        <w:rPr>
+          <w:rFonts w:ascii="Arial" w:hAnsi="Arial" w:eastAsia="Arial" w:cs="Arial"/>
+          <w:b w:val="0"/>
+          <w:i w:val="0"/>
+          <w:sz w:val="22"/>
+        </w:rPr>
+        <w:t>/d</w:t>
+      </w:r>
+      <w:r>
+        <w:rPr>
+          <w:rFonts w:ascii="Arial" w:hAnsi="Arial" w:eastAsia="Arial" w:cs="Arial"/>
+          <w:b w:val="0"/>
+          <w:i w:val="0"/>
+          <w:sz w:val="22"/>
+          <w:vertAlign w:val="subscript"/>
+        </w:rPr>
+        <w:t>o</w:t>
+      </w:r>
+      <w:r>
+        <w:rPr>
+          <w:rFonts w:ascii="Arial" w:hAnsi="Arial" w:eastAsia="Arial" w:cs="Arial"/>
+          <w:b w:val="0"/>
+          <w:i w:val="0"/>
+          <w:sz w:val="22"/>
+        </w:rPr>
+        <w:t xml:space="preserve"> tanpa mengurangi </w:t>
       </w:r>
       <w:r>
         <w:rPr>
@@ -15980,7 +17540,55 @@
           <w:i w:val="0"/>
           <w:sz w:val="21"/>
         </w:rPr>
-        <w:t>(A) d_o = d_s·(1 − k⁴)^(1/4)</w:t>
+        <w:t>(A) d</w:t>
+      </w:r>
+      <w:r>
+        <w:rPr>
+          <w:rFonts w:ascii="Arial" w:hAnsi="Arial" w:eastAsia="Arial" w:cs="Arial"/>
+          <w:b w:val="0"/>
+          <w:i w:val="0"/>
+          <w:sz w:val="21"/>
+          <w:vertAlign w:val="subscript"/>
+        </w:rPr>
+        <w:t>o</w:t>
+      </w:r>
+      <w:r>
+        <w:rPr>
+          <w:rFonts w:ascii="Arial" w:hAnsi="Arial" w:eastAsia="Arial" w:cs="Arial"/>
+          <w:b w:val="0"/>
+          <w:i w:val="0"/>
+          <w:sz w:val="21"/>
+        </w:rPr>
+        <w:t xml:space="preserve"> = d</w:t>
+      </w:r>
+      <w:r>
+        <w:rPr>
+          <w:rFonts w:ascii="Arial" w:hAnsi="Arial" w:eastAsia="Arial" w:cs="Arial"/>
+          <w:b w:val="0"/>
+          <w:i w:val="0"/>
+          <w:sz w:val="21"/>
+          <w:vertAlign w:val="subscript"/>
+        </w:rPr>
+        <w:t>s</w:t>
+      </w:r>
+      <w:r>
+        <w:rPr>
+          <w:rFonts w:ascii="Arial" w:hAnsi="Arial" w:eastAsia="Arial" w:cs="Arial"/>
+          <w:b w:val="0"/>
+          <w:i w:val="0"/>
+          <w:sz w:val="21"/>
+        </w:rPr>
+        <w:t>·(1 − k⁴)</w:t>
+      </w:r>
+      <w:r>
+        <w:rPr>
+          <w:rFonts w:ascii="Arial" w:hAnsi="Arial" w:eastAsia="Arial" w:cs="Arial"/>
+          <w:b w:val="0"/>
+          <w:i w:val="0"/>
+          <w:sz w:val="21"/>
+          <w:vertAlign w:val="superscript"/>
+        </w:rPr>
+        <w:t>1/4</w:t>
       </w:r>
     </w:p>
     <w:p>
@@ -16004,7 +17612,55 @@
           <w:i w:val="0"/>
           <w:sz w:val="21"/>
         </w:rPr>
-        <w:t>(B) d_o = d_s/(1 − k²)^(1/2)</w:t>
+        <w:t>(B) d</w:t>
+      </w:r>
+      <w:r>
+        <w:rPr>
+          <w:rFonts w:ascii="Arial" w:hAnsi="Arial" w:eastAsia="Arial" w:cs="Arial"/>
+          <w:b w:val="0"/>
+          <w:i w:val="0"/>
+          <w:sz w:val="21"/>
+          <w:vertAlign w:val="subscript"/>
+        </w:rPr>
+        <w:t>o</w:t>
+      </w:r>
+      <w:r>
+        <w:rPr>
+          <w:rFonts w:ascii="Arial" w:hAnsi="Arial" w:eastAsia="Arial" w:cs="Arial"/>
+          <w:b w:val="0"/>
+          <w:i w:val="0"/>
+          <w:sz w:val="21"/>
+        </w:rPr>
+        <w:t xml:space="preserve"> = d</w:t>
+      </w:r>
+      <w:r>
+        <w:rPr>
+          <w:rFonts w:ascii="Arial" w:hAnsi="Arial" w:eastAsia="Arial" w:cs="Arial"/>
+          <w:b w:val="0"/>
+          <w:i w:val="0"/>
+          <w:sz w:val="21"/>
+          <w:vertAlign w:val="subscript"/>
+        </w:rPr>
+        <w:t>s</w:t>
+      </w:r>
+      <w:r>
+        <w:rPr>
+          <w:rFonts w:ascii="Arial" w:hAnsi="Arial" w:eastAsia="Arial" w:cs="Arial"/>
+          <w:b w:val="0"/>
+          <w:i w:val="0"/>
+          <w:sz w:val="21"/>
+        </w:rPr>
+        <w:t>/(1 − k²)</w:t>
+      </w:r>
+      <w:r>
+        <w:rPr>
+          <w:rFonts w:ascii="Arial" w:hAnsi="Arial" w:eastAsia="Arial" w:cs="Arial"/>
+          <w:b w:val="0"/>
+          <w:i w:val="0"/>
+          <w:sz w:val="21"/>
+          <w:vertAlign w:val="superscript"/>
+        </w:rPr>
+        <w:t>1/2</w:t>
       </w:r>
     </w:p>
     <w:p>
@@ -16028,7 +17684,102 @@
           <w:i w:val="0"/>
           <w:sz w:val="21"/>
         </w:rPr>
-        <w:t>(C) d_o = d_s/(1 − k⁴)^(1/4), dan volumenya d_o²(1 − k²)/d_s² kali volume poros pejal</w:t>
+        <w:t>(C) d</w:t>
+      </w:r>
+      <w:r>
+        <w:rPr>
+          <w:rFonts w:ascii="Arial" w:hAnsi="Arial" w:eastAsia="Arial" w:cs="Arial"/>
+          <w:b w:val="0"/>
+          <w:i w:val="0"/>
+          <w:sz w:val="21"/>
+          <w:vertAlign w:val="subscript"/>
+        </w:rPr>
+        <w:t>o</w:t>
+      </w:r>
+      <w:r>
+        <w:rPr>
+          <w:rFonts w:ascii="Arial" w:hAnsi="Arial" w:eastAsia="Arial" w:cs="Arial"/>
+          <w:b w:val="0"/>
+          <w:i w:val="0"/>
+          <w:sz w:val="21"/>
+        </w:rPr>
+        <w:t xml:space="preserve"> = d</w:t>
+      </w:r>
+      <w:r>
+        <w:rPr>
+          <w:rFonts w:ascii="Arial" w:hAnsi="Arial" w:eastAsia="Arial" w:cs="Arial"/>
+          <w:b w:val="0"/>
+          <w:i w:val="0"/>
+          <w:sz w:val="21"/>
+          <w:vertAlign w:val="subscript"/>
+        </w:rPr>
+        <w:t>s</w:t>
+      </w:r>
+      <w:r>
+        <w:rPr>
+          <w:rFonts w:ascii="Arial" w:hAnsi="Arial" w:eastAsia="Arial" w:cs="Arial"/>
+          <w:b w:val="0"/>
+          <w:i w:val="0"/>
+          <w:sz w:val="21"/>
+        </w:rPr>
+        <w:t>/(1 − k⁴)</w:t>
+      </w:r>
+      <w:r>
+        <w:rPr>
+          <w:rFonts w:ascii="Arial" w:hAnsi="Arial" w:eastAsia="Arial" w:cs="Arial"/>
+          <w:b w:val="0"/>
+          <w:i w:val="0"/>
+          <w:sz w:val="21"/>
+          <w:vertAlign w:val="superscript"/>
+        </w:rPr>
+        <w:t>1/4</w:t>
+      </w:r>
+      <w:r>
+        <w:rPr>
+          <w:rFonts w:ascii="Arial" w:hAnsi="Arial" w:eastAsia="Arial" w:cs="Arial"/>
+          <w:b w:val="0"/>
+          <w:i w:val="0"/>
+          <w:sz w:val="21"/>
+        </w:rPr>
+        <w:t>, dan volumenya d</w:t>
+      </w:r>
+      <w:r>
+        <w:rPr>
+          <w:rFonts w:ascii="Arial" w:hAnsi="Arial" w:eastAsia="Arial" w:cs="Arial"/>
+          <w:b w:val="0"/>
+          <w:i w:val="0"/>
+          <w:sz w:val="21"/>
+          <w:vertAlign w:val="subscript"/>
+        </w:rPr>
+        <w:t>o</w:t>
+      </w:r>
+      <w:r>
+        <w:rPr>
+          <w:rFonts w:ascii="Arial" w:hAnsi="Arial" w:eastAsia="Arial" w:cs="Arial"/>
+          <w:b w:val="0"/>
+          <w:i w:val="0"/>
+          <w:sz w:val="21"/>
+        </w:rPr>
+        <w:t>²(1 − k²)/d</w:t>
+      </w:r>
+      <w:r>
+        <w:rPr>
+          <w:rFonts w:ascii="Arial" w:hAnsi="Arial" w:eastAsia="Arial" w:cs="Arial"/>
+          <w:b w:val="0"/>
+          <w:i w:val="0"/>
+          <w:sz w:val="21"/>
+          <w:vertAlign w:val="subscript"/>
+        </w:rPr>
+        <w:t>s</w:t>
+      </w:r>
+      <w:r>
+        <w:rPr>
+          <w:rFonts w:ascii="Arial" w:hAnsi="Arial" w:eastAsia="Arial" w:cs="Arial"/>
+          <w:b w:val="0"/>
+          <w:i w:val="0"/>
+          <w:sz w:val="21"/>
+        </w:rPr>
+        <w:t>² kali volume poros pejal</w:t>
       </w:r>
     </w:p>
     <w:p>
@@ -16052,7 +17803,45 @@
           <w:i w:val="0"/>
           <w:sz w:val="21"/>
         </w:rPr>
-        <w:t>(D) d_o = d_s karena momen inersia hanya bergantung pada diameter luar</w:t>
+        <w:t>(D) d</w:t>
+      </w:r>
+      <w:r>
+        <w:rPr>
+          <w:rFonts w:ascii="Arial" w:hAnsi="Arial" w:eastAsia="Arial" w:cs="Arial"/>
+          <w:b w:val="0"/>
+          <w:i w:val="0"/>
+          <w:sz w:val="21"/>
+          <w:vertAlign w:val="subscript"/>
+        </w:rPr>
+        <w:t>o</w:t>
+      </w:r>
+      <w:r>
+        <w:rPr>
+          <w:rFonts w:ascii="Arial" w:hAnsi="Arial" w:eastAsia="Arial" w:cs="Arial"/>
+          <w:b w:val="0"/>
+          <w:i w:val="0"/>
+          <w:sz w:val="21"/>
+        </w:rPr>
+        <w:t xml:space="preserve"> = d</w:t>
+      </w:r>
+      <w:r>
+        <w:rPr>
+          <w:rFonts w:ascii="Arial" w:hAnsi="Arial" w:eastAsia="Arial" w:cs="Arial"/>
+          <w:b w:val="0"/>
+          <w:i w:val="0"/>
+          <w:sz w:val="21"/>
+          <w:vertAlign w:val="subscript"/>
+        </w:rPr>
+        <w:t>s</w:t>
+      </w:r>
+      <w:r>
+        <w:rPr>
+          <w:rFonts w:ascii="Arial" w:hAnsi="Arial" w:eastAsia="Arial" w:cs="Arial"/>
+          <w:b w:val="0"/>
+          <w:i w:val="0"/>
+          <w:sz w:val="21"/>
+        </w:rPr>
+        <w:t xml:space="preserve"> karena momen inersia hanya bergantung pada diameter luar</w:t>
       </w:r>
     </w:p>
     <w:p>
@@ -16196,7 +17985,26 @@
           <w:i w:val="0"/>
           <w:sz w:val="22"/>
         </w:rPr>
-        <w:t xml:space="preserve">Pelat kantilever harus memenuhi kendala tegangan (memberi t_σ) </w:t>
+        <w:t>Pelat kantilever harus memenuhi kendala tegangan (memberi t</w:t>
+      </w:r>
+      <w:r>
+        <w:rPr>
+          <w:rFonts w:ascii="Arial" w:hAnsi="Arial" w:eastAsia="Arial" w:cs="Arial"/>
+          <w:b w:val="0"/>
+          <w:i w:val="0"/>
+          <w:sz w:val="22"/>
+          <w:vertAlign w:val="subscript"/>
+        </w:rPr>
+        <w:t>σ</w:t>
+      </w:r>
+      <w:r>
+        <w:rPr>
+          <w:rFonts w:ascii="Arial" w:hAnsi="Arial" w:eastAsia="Arial" w:cs="Arial"/>
+          <w:b w:val="0"/>
+          <w:i w:val="0"/>
+          <w:sz w:val="22"/>
+        </w:rPr>
+        <w:t xml:space="preserve">) </w:t>
       </w:r>
       <w:r>
         <w:rPr>
@@ -16214,7 +18022,26 @@
           <w:i w:val="0"/>
           <w:sz w:val="22"/>
         </w:rPr>
-        <w:t xml:space="preserve"> kendala defleksi (memberi t_δ). Tebal minimum yang dipakai adalah...</w:t>
+        <w:t xml:space="preserve"> kendala defleksi (memberi t</w:t>
+      </w:r>
+      <w:r>
+        <w:rPr>
+          <w:rFonts w:ascii="Arial" w:hAnsi="Arial" w:eastAsia="Arial" w:cs="Arial"/>
+          <w:b w:val="0"/>
+          <w:i w:val="0"/>
+          <w:sz w:val="22"/>
+          <w:vertAlign w:val="subscript"/>
+        </w:rPr>
+        <w:t>δ</w:t>
+      </w:r>
+      <w:r>
+        <w:rPr>
+          <w:rFonts w:ascii="Arial" w:hAnsi="Arial" w:eastAsia="Arial" w:cs="Arial"/>
+          <w:b w:val="0"/>
+          <w:i w:val="0"/>
+          <w:sz w:val="22"/>
+        </w:rPr>
+        <w:t>). Tebal minimum yang dipakai adalah...</w:t>
       </w:r>
     </w:p>
     <w:p>
@@ -16238,7 +18065,36 @@
           <w:i w:val="0"/>
           <w:sz w:val="21"/>
         </w:rPr>
-        <w:t>(A) Rata-rata t_σ dan t_δ</w:t>
+        <w:t>(A) Rata-rata t</w:t>
+      </w:r>
+      <w:r>
+        <w:rPr>
+          <w:rFonts w:ascii="Arial" w:hAnsi="Arial" w:eastAsia="Arial" w:cs="Arial"/>
+          <w:b w:val="0"/>
+          <w:i w:val="0"/>
+          <w:sz w:val="21"/>
+          <w:vertAlign w:val="subscript"/>
+        </w:rPr>
+        <w:t>σ</w:t>
+      </w:r>
+      <w:r>
+        <w:rPr>
+          <w:rFonts w:ascii="Arial" w:hAnsi="Arial" w:eastAsia="Arial" w:cs="Arial"/>
+          <w:b w:val="0"/>
+          <w:i w:val="0"/>
+          <w:sz w:val="21"/>
+        </w:rPr>
+        <w:t xml:space="preserve"> dan t</w:t>
+      </w:r>
+      <w:r>
+        <w:rPr>
+          <w:rFonts w:ascii="Arial" w:hAnsi="Arial" w:eastAsia="Arial" w:cs="Arial"/>
+          <w:b w:val="0"/>
+          <w:i w:val="0"/>
+          <w:sz w:val="21"/>
+          <w:vertAlign w:val="subscript"/>
+        </w:rPr>
+        <w:t>δ</w:t>
       </w:r>
     </w:p>
     <w:p>
@@ -16286,7 +18142,26 @@
           <w:i w:val="0"/>
           <w:sz w:val="21"/>
         </w:rPr>
-        <w:t>(C) t_σ selalu, karena kekuatan lebih penting daripada kekakuan</w:t>
+        <w:t>(C) t</w:t>
+      </w:r>
+      <w:r>
+        <w:rPr>
+          <w:rFonts w:ascii="Arial" w:hAnsi="Arial" w:eastAsia="Arial" w:cs="Arial"/>
+          <w:b w:val="0"/>
+          <w:i w:val="0"/>
+          <w:sz w:val="21"/>
+          <w:vertAlign w:val="subscript"/>
+        </w:rPr>
+        <w:t>σ</w:t>
+      </w:r>
+      <w:r>
+        <w:rPr>
+          <w:rFonts w:ascii="Arial" w:hAnsi="Arial" w:eastAsia="Arial" w:cs="Arial"/>
+          <w:b w:val="0"/>
+          <w:i w:val="0"/>
+          <w:sz w:val="21"/>
+        </w:rPr>
+        <w:t xml:space="preserve"> selalu, karena kekuatan lebih penting daripada kekakuan</w:t>
       </w:r>
     </w:p>
     <w:p>
@@ -16310,7 +18185,64 @@
           <w:i w:val="0"/>
           <w:sz w:val="21"/>
         </w:rPr>
-        <w:t>(D) t_req = maks(t_σ, t_δ), karena kedua kendala harus terpenuhi sekaligus; kendala yang memberi nilai terbesar disebut kendala aktif</w:t>
+        <w:t>(D) t</w:t>
+      </w:r>
+      <w:r>
+        <w:rPr>
+          <w:rFonts w:ascii="Arial" w:hAnsi="Arial" w:eastAsia="Arial" w:cs="Arial"/>
+          <w:b w:val="0"/>
+          <w:i w:val="0"/>
+          <w:sz w:val="21"/>
+          <w:vertAlign w:val="subscript"/>
+        </w:rPr>
+        <w:t>req</w:t>
+      </w:r>
+      <w:r>
+        <w:rPr>
+          <w:rFonts w:ascii="Arial" w:hAnsi="Arial" w:eastAsia="Arial" w:cs="Arial"/>
+          <w:b w:val="0"/>
+          <w:i w:val="0"/>
+          <w:sz w:val="21"/>
+        </w:rPr>
+        <w:t xml:space="preserve"> = maks(t</w:t>
+      </w:r>
+      <w:r>
+        <w:rPr>
+          <w:rFonts w:ascii="Arial" w:hAnsi="Arial" w:eastAsia="Arial" w:cs="Arial"/>
+          <w:b w:val="0"/>
+          <w:i w:val="0"/>
+          <w:sz w:val="21"/>
+          <w:vertAlign w:val="subscript"/>
+        </w:rPr>
+        <w:t>σ</w:t>
+      </w:r>
+      <w:r>
+        <w:rPr>
+          <w:rFonts w:ascii="Arial" w:hAnsi="Arial" w:eastAsia="Arial" w:cs="Arial"/>
+          <w:b w:val="0"/>
+          <w:i w:val="0"/>
+          <w:sz w:val="21"/>
+        </w:rPr>
+        <w:t>, t</w:t>
+      </w:r>
+      <w:r>
+        <w:rPr>
+          <w:rFonts w:ascii="Arial" w:hAnsi="Arial" w:eastAsia="Arial" w:cs="Arial"/>
+          <w:b w:val="0"/>
+          <w:i w:val="0"/>
+          <w:sz w:val="21"/>
+          <w:vertAlign w:val="subscript"/>
+        </w:rPr>
+        <w:t>δ</w:t>
+      </w:r>
+      <w:r>
+        <w:rPr>
+          <w:rFonts w:ascii="Arial" w:hAnsi="Arial" w:eastAsia="Arial" w:cs="Arial"/>
+          <w:b w:val="0"/>
+          <w:i w:val="0"/>
+          <w:sz w:val="21"/>
+        </w:rPr>
+        <w:t>), karena kedua kendala harus terpenuhi sekaligus; kendala yang memberi nilai terbesar disebut kendala aktif</w:t>
       </w:r>
     </w:p>
     <w:p>
@@ -16520,7 +18452,26 @@
           <w:i w:val="0"/>
           <w:sz w:val="21"/>
         </w:rPr>
-        <w:t>(B) Harus sekitar 1,44× lebih tinggi (h ∝ E^(−1/3)) sehingga massanya lebih kecil, tetapi jejak CO₂-nya belum tentu lebih kecil karena faktor emisinya jauh lebih besar</w:t>
+        <w:t>(B) Harus sekitar 1,44× lebih tinggi (h ∝ E</w:t>
+      </w:r>
+      <w:r>
+        <w:rPr>
+          <w:rFonts w:ascii="Arial" w:hAnsi="Arial" w:eastAsia="Arial" w:cs="Arial"/>
+          <w:b w:val="0"/>
+          <w:i w:val="0"/>
+          <w:sz w:val="21"/>
+          <w:vertAlign w:val="superscript"/>
+        </w:rPr>
+        <w:t>−1/3</w:t>
+      </w:r>
+      <w:r>
+        <w:rPr>
+          <w:rFonts w:ascii="Arial" w:hAnsi="Arial" w:eastAsia="Arial" w:cs="Arial"/>
+          <w:b w:val="0"/>
+          <w:i w:val="0"/>
+          <w:sz w:val="21"/>
+        </w:rPr>
+        <w:t>) sehingga massanya lebih kecil, tetapi jejak CO₂-nya belum tentu lebih kecil karena faktor emisinya jauh lebih besar</w:t>
       </w:r>
     </w:p>
     <w:p>
@@ -16697,7 +18648,26 @@
           <w:i w:val="0"/>
           <w:sz w:val="22"/>
         </w:rPr>
-        <w:t>Kantilever aluminium — h_req (mm)</w:t>
+        <w:t>Kantilever aluminium — h</w:t>
+      </w:r>
+      <w:r>
+        <w:rPr>
+          <w:rFonts w:ascii="Arial" w:hAnsi="Arial" w:eastAsia="Arial" w:cs="Arial"/>
+          <w:b w:val="0"/>
+          <w:i w:val="0"/>
+          <w:sz w:val="22"/>
+          <w:vertAlign w:val="subscript"/>
+        </w:rPr>
+        <w:t>req</w:t>
+      </w:r>
+      <w:r>
+        <w:rPr>
+          <w:rFonts w:ascii="Arial" w:hAnsi="Arial" w:eastAsia="Arial" w:cs="Arial"/>
+          <w:b w:val="0"/>
+          <w:i w:val="0"/>
+          <w:sz w:val="22"/>
+        </w:rPr>
+        <w:t xml:space="preserve"> (mm)</w:t>
       </w:r>
       <w:r>
         <w:rPr>
@@ -16786,7 +18756,26 @@
           <w:i w:val="0"/>
           <w:sz w:val="22"/>
         </w:rPr>
-        <w:t>Tabung kekakuan sama — d_o (mm)</w:t>
+        <w:t>Tabung kekakuan sama — d</w:t>
+      </w:r>
+      <w:r>
+        <w:rPr>
+          <w:rFonts w:ascii="Arial" w:hAnsi="Arial" w:eastAsia="Arial" w:cs="Arial"/>
+          <w:b w:val="0"/>
+          <w:i w:val="0"/>
+          <w:sz w:val="22"/>
+          <w:vertAlign w:val="subscript"/>
+        </w:rPr>
+        <w:t>o</w:t>
+      </w:r>
+      <w:r>
+        <w:rPr>
+          <w:rFonts w:ascii="Arial" w:hAnsi="Arial" w:eastAsia="Arial" w:cs="Arial"/>
+          <w:b w:val="0"/>
+          <w:i w:val="0"/>
+          <w:sz w:val="22"/>
+        </w:rPr>
+        <w:t xml:space="preserve"> (mm)</w:t>
       </w:r>
       <w:r>
         <w:rPr>
@@ -16875,7 +18864,26 @@
           <w:i w:val="0"/>
           <w:sz w:val="22"/>
         </w:rPr>
-        <w:t>Pelat dua kendala — t_req (mm)</w:t>
+        <w:t>Pelat dua kendala — t</w:t>
+      </w:r>
+      <w:r>
+        <w:rPr>
+          <w:rFonts w:ascii="Arial" w:hAnsi="Arial" w:eastAsia="Arial" w:cs="Arial"/>
+          <w:b w:val="0"/>
+          <w:i w:val="0"/>
+          <w:sz w:val="22"/>
+          <w:vertAlign w:val="subscript"/>
+        </w:rPr>
+        <w:t>req</w:t>
+      </w:r>
+      <w:r>
+        <w:rPr>
+          <w:rFonts w:ascii="Arial" w:hAnsi="Arial" w:eastAsia="Arial" w:cs="Arial"/>
+          <w:b w:val="0"/>
+          <w:i w:val="0"/>
+          <w:sz w:val="22"/>
+        </w:rPr>
+        <w:t xml:space="preserve"> (mm)</w:t>
       </w:r>
       <w:r>
         <w:rPr>

--- a/Pemodelan-Computer-Aided-Design/Modul-Word/Modul-14-Optimasi-Desain-untuk-Efisiensi-dan-Lingkungan.docx
+++ b/Pemodelan-Computer-Aided-Design/Modul-Word/Modul-14-Optimasi-Desain-untuk-Efisiensi-dan-Lingkungan.docx
@@ -4561,7 +4561,7 @@
           <w:i w:val="0"/>
           <w:sz w:val="20"/>
         </w:rPr>
-        <w:t>Gambar 2 — Spreadsheet beralias mengendalikan geometri lewat ekspresi. Sel V0, r, h, dan A diberi alias; radius sketsa dan panjang Pad mengambil nilainya lewat ekspresi =Spreadsheet.r dan =Spreadsheet.h. Mengubah V₀ menghitung ulang seluruh model, dan Shape.Area langsung memberi luas minimum 34.873,42 mm².</w:t>
+        <w:t>Gambar 2 — Spreadsheet beralias mengendalikan geometri lewat ekspresi. Sel V0, r, tinggi, dan luas diberi alias; radius sketsa dan panjang Pad mengambil nilainya lewat ekspresi =Spreadsheet.r dan =Spreadsheet.tinggi. (Jangan memakai h atau A sebagai alias: FreeCAD menolaknya karena sama dengan satuan jam dan ampere.) Mengubah V₀ menghitung ulang seluruh model, dan Shape.Area langsung memberi luas minimum 34.873,42 mm².</w:t>
       </w:r>
     </w:p>
     <w:p>
@@ -6129,7 +6129,7 @@
           <w:i w:val="0"/>
           <w:sz w:val="21"/>
         </w:rPr>
-        <w:t xml:space="preserve"> membaca properti fitur yang bergantung pada sel itu sendiri (mis. Pad.Length yang sudah terikat =Spreadsheet.h). FreeCAD akan menolak dengan pesan </w:t>
+        <w:t xml:space="preserve"> membaca properti fitur yang bergantung pada sel itu sendiri (mis. Pad.Length yang sudah terikat =Spreadsheet.tinggi). FreeCAD akan menolak dengan pesan </w:t>
       </w:r>
       <w:r>
         <w:rPr>
@@ -12123,7 +12123,7 @@
           <w:i w:val="0"/>
           <w:sz w:val="21"/>
         </w:rPr>
-        <w:t xml:space="preserve"> jangan membuat tiga dokumen terpisah. Buat satu Spreadsheet berisi alias E, rho, f_co2, lalu tiga kolom nilai untuk baja pejal, baja berusuk, dan aluminium; sel h, massa, dan CO2 menghitung ketiganya berdampingan. Model 3D cukup dibuat untuk alternatif yang menang, sedangkan dua lainnya cukup diwakili angka di Spreadsheet — itulah gunanya model parametrik: alternatif dievaluasi tanpa harus digambar semuanya.</w:t>
+        <w:t xml:space="preserve"> jangan membuat tiga dokumen terpisah. Buat satu Spreadsheet berisi alias E, rho, f_co2, lalu tiga kolom nilai untuk baja pejal, baja berusuk, dan aluminium; sel tinggi, massa, dan CO2 menghitung ketiganya berdampingan. Model 3D cukup dibuat untuk alternatif yang menang, sedangkan dua lainnya cukup diwakili angka di Spreadsheet — itulah gunanya model parametrik: alternatif dievaluasi tanpa harus digambar semuanya.</w:t>
       </w:r>
     </w:p>
     <w:p>
@@ -14467,7 +14467,7 @@
           <w:i w:val="0"/>
           <w:sz w:val="17"/>
         </w:rPr>
-        <w:t>sel = [("V0", "500000"), ("r", "=(V0 / (2 * pi))^(1/3)"), ("h", "=2 * r"), ("A", "=6 * pi * r^2")]</w:t>
+        <w:t>sel = [("V0", "500000"), ("r", "=(V0 / (2 * pi))^(1/3)"), ("tinggi", "=2 * r"), ("luas", "=6 * pi * r^2")]</w:t>
       </w:r>
       <w:r>
         <w:br/>
@@ -14515,7 +14515,7 @@
           <w:i w:val="0"/>
           <w:sz w:val="17"/>
         </w:rPr>
-        <w:t>r, h, A = float(sh.get("r")), float(sh.get("h")), float(sh.get("A"))</w:t>
+        <w:t>r, h, A = float(sh.get("r")), float(sh.get("tinggi")), float(sh.get("luas"))</w:t>
       </w:r>
       <w:r>
         <w:br/>
@@ -15204,7 +15204,7 @@
           <w:i w:val="0"/>
           <w:sz w:val="22"/>
         </w:rPr>
-        <w:t>Tulis di lembar pertama Spreadsheet: fungsi tujuan (massa dan jejak CO₂ lengan braket), variabel desain (material dan tinggi h), kendala (δ ≤ 1,5 mm pada F = 4.000 N, L = 700 mm, b = 100 mm), serta batas variabel (h ≤ 90 mm karena ruang pasang). Beri alias F, L, b, d_izin, E, rho, f_co2.</w:t>
+        <w:t>Tulis di lembar pertama Spreadsheet: fungsi tujuan (massa dan jejak CO₂ lengan braket), variabel desain (material dan tinggi h), kendala (δ ≤ 1,5 mm pada F = 4.000 N, L = 700 mm, b = 100 mm), serta batas variabel (h ≤ 90 mm karena ruang pasang). Beri alias gaya, L, b, d_izin, E, rho, f_co2 (bukan F: FreeCAD menolak alias yang sama dengan satuan, mis. F, t, h, A).</w:t>
       </w:r>
     </w:p>
     <w:p>
@@ -15237,7 +15237,7 @@
           <w:i w:val="0"/>
           <w:sz w:val="22"/>
         </w:rPr>
-        <w:t>Body baru: Sketch YZ persegi panjang b × h dengan kedua konstrain terikat ekspresi =Spreadsheet.b dan =Spreadsheet.h, lalu Pad =Spreadsheet.L. Pastikan sketsa fully constrained dan nilai konstrain berwarna biru.</w:t>
+        <w:t>Body baru: Sketch YZ persegi panjang b × h dengan kedua konstrain terikat ekspresi =Spreadsheet.b dan =Spreadsheet.tinggi, lalu Pad =Spreadsheet.L. Pastikan sketsa fully constrained dan nilai konstrain berwarna biru.</w:t>
       </w:r>
     </w:p>
     <w:p>
@@ -16100,7 +16100,7 @@
           <w:i w:val="0"/>
           <w:sz w:val="21"/>
         </w:rPr>
-        <w:t xml:space="preserve"> (1) Spreadsheet berisi alias yang diminta tugas dan sel rumusnya (r/h/A, h_req, d_o, t_req, massa, CO₂); (2) konstrain sketsa terikat ekspresi (nilai biru) dan sketsa fully constrained; (3) Body satu solid dengan pohon fitur sesuai tugas (Sketch → Pad, dua lingkaran sepusat untuk tabung); (4) angka bacaan diambil dari sel Spreadsheet atau Shape sesuai label, dengan jumlah desimal yang diminta; (5) satuan konsisten N–mm–MPa; (6) berkas tersimpan lewat Ctrl+S dengan nama tanpa spasi.</w:t>
+        <w:t xml:space="preserve"> (1) Spreadsheet berisi alias yang diminta tugas dan sel rumusnya (r/tinggi/luas, h_req, d_o, t_req, massa, CO₂); (2) konstrain sketsa terikat ekspresi (nilai biru) dan sketsa fully constrained; (3) Body satu solid dengan pohon fitur sesuai tugas (Sketch → Pad, dua lingkaran sepusat untuk tabung); (4) angka bacaan diambil dari sel Spreadsheet atau Shape sesuai label, dengan jumlah desimal yang diminta; (5) satuan konsisten N–mm–MPa; (6) berkas tersimpan lewat Ctrl+S dengan nama tanpa spasi.</w:t>
       </w:r>
     </w:p>
     <w:p>

--- a/Pemodelan-Computer-Aided-Design/Modul-Word/Modul-14-Optimasi-Desain-untuk-Efisiensi-dan-Lingkungan.docx
+++ b/Pemodelan-Computer-Aided-Design/Modul-Word/Modul-14-Optimasi-Desain-untuk-Efisiensi-dan-Lingkungan.docx
@@ -4925,7 +4925,7 @@
                 <w:i w:val="0"/>
                 <w:sz w:val="18"/>
               </w:rPr>
-              <w:t>h</w:t>
+              <w:t>tinggi</w:t>
             </w:r>
           </w:p>
         </w:tc>
@@ -5022,7 +5022,7 @@
                 <w:i w:val="0"/>
                 <w:sz w:val="18"/>
               </w:rPr>
-              <w:t>A</w:t>
+              <w:t>luas</w:t>
             </w:r>
           </w:p>
         </w:tc>
@@ -5235,7 +5235,7 @@
                 <w:i w:val="0"/>
                 <w:sz w:val="18"/>
               </w:rPr>
-              <w:t>=(4 * F * L^3 / (E * b * d_izin))^(1/3)</w:t>
+              <w:t>=(4 * gaya * L^3 / (E * b * d_izin))^(1/3)</w:t>
             </w:r>
           </w:p>
         </w:tc>
@@ -15270,7 +15270,7 @@
           <w:i w:val="0"/>
           <w:sz w:val="22"/>
         </w:rPr>
-        <w:t>Tambahkan sel h = (4*F*L^3/(E*b*d_izin))^(1/3). Ctrl+R, lalu catat h, Shape.Volume, massa = rho × Volume, dan CO₂ = f_co2 × massa untuk baja sebagai iterasi 0 (datum).</w:t>
+        <w:t>Tambahkan sel beralias tinggi = =(4*gaya*L^3/(E*b*d_izin))^(1/3) (sel yang dirujuk konstrain langkah 2; aliasnya bukan h), lalu massa = =rho*b*L*tinggi*1e-9 (kg; rho dalam kg/m³) dan co2 = =f_co2*massa. Ctrl+R, cocokkan massa dengan Body.Shape.Volume × rho × 10⁻⁹ di Python console (bukan di sel, agar tidak melingkar), dan catat sebagai iterasi 0 (datum) baja.</w:t>
       </w:r>
     </w:p>
     <w:p>
@@ -15303,7 +15303,7 @@
           <w:i w:val="0"/>
           <w:sz w:val="22"/>
         </w:rPr>
-        <w:t>Jalankan cell kedua Bagian 08 dengan angka kasus ini untuk menyapu h dari 30 sampai 90 mm; tandai h terkecil yang masih memenuhi δ ≤ 1,5 mm dan cocokkan dengan nilai sel h. Selisih di atas 0,5 % berarti ada satuan yang salah.</w:t>
+        <w:t>Jalankan cell kedua Bagian 08 dengan angka kasus ini untuk menyapu h dari 30 sampai 90 mm; tandai h terkecil yang masih memenuhi δ ≤ 1,5 mm dan cocokkan dengan nilai sel tinggi. Selisih di atas 0,5 % berarti ada satuan yang salah.</w:t>
       </w:r>
     </w:p>
     <w:p>
@@ -15402,7 +15402,7 @@
           <w:i w:val="0"/>
           <w:sz w:val="22"/>
         </w:rPr>
-        <w:t>TechDraw: Page + tiga pandangan desain pemenang, dimensi pada h dan b, catatan berisi massa, jejak CO₂, dan faktor emisi yang dipakai. Ctrl+S → Latihan14_NIM.FCStd.</w:t>
+        <w:t>TechDraw: Page + tiga pandangan desain pemenang (untuk B, misalnya profil I tinggi 58, flens 100 × 16, badan 8 mm: I ≥ pejal, massa ±61 %), dimensi pada h dan b, catatan berisi massa, jejak CO₂, dan faktor emisi yang dipakai. Ctrl+S → Latihan14_NIM.FCStd.</w:t>
       </w:r>
     </w:p>
     <w:p>

--- a/Pemodelan-Computer-Aided-Design/Modul-Word/Modul-14-Optimasi-Desain-untuk-Efisiensi-dan-Lingkungan.docx
+++ b/Pemodelan-Computer-Aided-Design/Modul-Word/Modul-14-Optimasi-Desain-untuk-Efisiensi-dan-Lingkungan.docx
@@ -15115,7 +15115,7 @@
           <w:i w:val="0"/>
           <w:sz w:val="22"/>
         </w:rPr>
-        <w:t>Tujuh langkah berikut menjalankan satu putaran optimasi utuh pada lengan braket rak: merumuskan masalah, membangun model parametrik, menghitung tinggi dari kendala, menyapu parameter, membandingkan tiga alternatif, menyusun matriks keputusan, dan mendokumentasikannya di TechDraw.</w:t>
+        <w:t>Delapan langkah berikut menjalankan satu putaran optimasi utuh pada lengan braket rak: merumuskan masalah, membangun model parametrik, menghitung tinggi dari kendala, menyapu parameter, membandingkan tiga alternatif, menyusun matriks keputusan, memodelkan desain pemenang (profil I), lalu mendokumentasikannya dalam gambar kerja sudut ketiga.</w:t>
       </w:r>
     </w:p>
     <w:p>
@@ -15127,7 +15127,7 @@
       <w:r>
         <w:drawing>
           <wp:inline xmlns:a="http://schemas.openxmlformats.org/drawingml/2006/main" xmlns:pic="http://schemas.openxmlformats.org/drawingml/2006/picture">
-            <wp:extent cx="5400000" cy="2955850"/>
+            <wp:extent cx="5400000" cy="4067867"/>
             <wp:docPr id="1858245154" name="Picture 1858245154"/>
             <wp:cNvGraphicFramePr>
               <a:graphicFrameLocks noChangeAspect="1"/>
@@ -15148,7 +15148,7 @@
                   <pic:spPr>
                     <a:xfrm>
                       <a:off x="0" y="0"/>
-                      <a:ext cx="5400000" cy="2955850"/>
+                      <a:ext cx="5400000" cy="4067867"/>
                     </a:xfrm>
                     <a:prstGeom prst="rect"/>
                   </pic:spPr>
@@ -15171,7 +15171,7 @@
           <w:i w:val="0"/>
           <w:sz w:val="20"/>
         </w:rPr>
-        <w:t>Gambar 7 — Gambar kerja lengan braket kantilever dengan variabel desain h. Ukuran dalam mm, gaya dalam N. Lengan pejal b × h × L dijepit pada bidang Sketch YZ dan memikul F = 4.000 N di ujung bebas dengan kendala lendutan ujung δ ≤ 1,5 (langkah 1); penampangnya adalah sketsa b × h pada langkah 2. Tinggi h adalah variabel desain: dihitung dari kendala pada langkah 3, disapu 30–90 pada langkah 4, dan dibatasi ruang pasang h ≤ 90. Catatan memuat alias, rumus, dan angka alternatif yang diketik pada langkah 1–6.</w:t>
+        <w:t>Gambar 7 — Gambar kerja lengan braket kantilever dengan variabel desain h. Ukuran dalam mm, gaya dalam N. Lengan pejal b × h × L dijepit pada bidang Sketch YZ dan memikul F = 4.000 N di ujung bebas dengan kendala lendutan ujung δ ≤ 1,5 (langkah 1); penampangnya adalah sketsa b × h pada langkah 2. Tinggi h adalah variabel desain: dihitung dari kendala pada langkah 3, disapu 30–90 pada langkah 4, dan dibatasi ruang pasang h ≤ 90. Catatan memuat alias, rumus, dan angka alternatif yang diketik pada langkah 1–6. Pita bawah: penampang desain B (profil I 100 × 58, flens 16, badan 8) yang dimodelkan pada langkah 7 dan digambar dalam proyeksi sudut ketiga pada langkah 8.</w:t>
       </w:r>
     </w:p>
     <w:p>
@@ -15204,7 +15204,7 @@
           <w:i w:val="0"/>
           <w:sz w:val="22"/>
         </w:rPr>
-        <w:t>Tulis di lembar pertama Spreadsheet: fungsi tujuan (massa dan jejak CO₂ lengan braket), variabel desain (material dan tinggi h), kendala (δ ≤ 1,5 mm pada F = 4.000 N, L = 700 mm, b = 100 mm), serta batas variabel (h ≤ 90 mm karena ruang pasang). Beri alias gaya, L, b, d_izin, E, rho, f_co2 (bukan F: FreeCAD menolak alias yang sama dengan satuan, mis. F, t, h, A).</w:t>
+        <w:t>File → New Document; workbench Spreadsheet → New Spreadsheet, klik ganda untuk membuka. Baris 1–4 untuk rumusan: klik A1, Shift+klik H1 → Spreadsheet → Merge Cells (teks sel tidak meluap ke sel sebelah), lalu tulis tujuan (minimumkan massa dan jejak CO₂ lengan braket); ulangi untuk variabel desain (material dan tinggi penampang h, b tetap), kendala (lendutan ujung ≤ 1,5 mm pada F 4.000 N, L 700, b 100), dan batas variabel (tinggi ≤ 90 mm karena ruang pasang). A6–A13: gaya, L, b, d_izin, E, rho, f_co2, tinggi; B6–B13: 4000, 700, 100, 1.5, 210000, 7850 (kg/m³), 2, 60 (nilai awal tinggi; sel memakai titik desimal). Pilih tiap sel B → kotak Alias: nama di kolom A (bukan F, t, h, atau A: FreeCAD menolak alias yang sama dengan satuan).</w:t>
       </w:r>
     </w:p>
     <w:p>
@@ -15237,7 +15237,25 @@
           <w:i w:val="0"/>
           <w:sz w:val="22"/>
         </w:rPr>
-        <w:t>Body baru: Sketch YZ persegi panjang b × h dengan kedua konstrain terikat ekspresi =Spreadsheet.b dan =Spreadsheet.tinggi, lalu Pad =Spreadsheet.L. Pastikan sketsa fully constrained dan nilai konstrain berwarna biru.</w:t>
+        <w:t xml:space="preserve">Tab 3D, workbench Part Design → New Body; Sketch → New Sketch → YZ-plane; Rectangle dengan </w:t>
+      </w:r>
+      <w:r>
+        <w:rPr>
+          <w:rFonts w:ascii="Arial" w:hAnsi="Arial" w:eastAsia="Arial" w:cs="Arial"/>
+          <w:b w:val="0"/>
+          <w:i/>
+          <w:sz w:val="22"/>
+        </w:rPr>
+        <w:t>on-view parameters</w:t>
+      </w:r>
+      <w:r>
+        <w:rPr>
+          <w:rFonts w:ascii="Arial" w:hAnsi="Arial" w:eastAsia="Arial" w:cs="Arial"/>
+          <w:b w:val="0"/>
+          <w:i w:val="0"/>
+          <w:sz w:val="22"/>
+        </w:rPr>
+        <w:t>: sudut −50, 0 lalu 100 × 60. Di daftar Constraints, klik ganda konstrain (100 mm) → ketik = lalu Spreadsheet.b; konstrain (60 mm) → Spreadsheet.tinggi. Sketsa tetap fully constrained dan kedua nilainya terikat ekspresi. Close → Pad, kotak Length: =Spreadsheet.L → OK: volume 4.200.000 mm³.</w:t>
       </w:r>
     </w:p>
     <w:p>
@@ -15270,7 +15288,7 @@
           <w:i w:val="0"/>
           <w:sz w:val="22"/>
         </w:rPr>
-        <w:t>Tambahkan sel beralias tinggi = =(4*gaya*L^3/(E*b*d_izin))^(1/3) (sel yang dirujuk konstrain langkah 2; aliasnya bukan h), lalu massa = =rho*b*L*tinggi*1e-9 (kg; rho dalam kg/m³) dan co2 = =f_co2*massa. Ctrl+R, cocokkan massa dengan Body.Shape.Volume × rho × 10⁻⁹ di Python console (bukan di sel, agar tidak melingkar), dan catat sebagai iterasi 0 (datum) baja.</w:t>
+        <w:t>Tab Spreadsheet: B13 (alias tinggi) diganti =(4*gaya*L^3/(E*b*d_izin))^(1/3); A14 massa, B14 =rho*b*L*tinggi*1e-9 (kg); A15 co2, B15 =f_co2*massa; beri alias massa dan co2 → Refresh (Ctrl+R): tinggi 55,851 mm, massa 30,69 kg, co2 61,38 kg. Pad ikut menipis karena konstrainnya membaca sel tinggi. Tab 3D, Python console: round(App.ActiveDocument.Body.Shape.Volume) = 3.909.602 mm³ dan round(App.ActiveDocument.Body.Shape.Volume * 7850e-9, 2) = 30,69 kg, sama dengan sel massa (dibaca di konsol, bukan di sel, agar tidak melingkar). Catat sebagai iterasi 0 (datum) baja.</w:t>
       </w:r>
     </w:p>
     <w:p>
@@ -15303,7 +15321,7 @@
           <w:i w:val="0"/>
           <w:sz w:val="22"/>
         </w:rPr>
-        <w:t>Jalankan cell kedua Bagian 08 dengan angka kasus ini untuk menyapu h dari 30 sampai 90 mm; tandai h terkecil yang masih memenuhi δ ≤ 1,5 mm dan cocokkan dengan nilai sel tinggi. Selisih di atas 0,5 % berarti ada satuan yang salah.</w:t>
+        <w:t>Konsol: [(h, round(4*4000*700**3/(210000*100*h**3), 3)) for h in range(30, 91) if 4*4000*700**3/(210000*100*h**3) &lt;= 1.5][0] → (56, 1.488): h bulat terkecil dalam rentang 30–90 mm yang memenuhi δ ≤ 1,5 mm (rumus sapuan cell kedua Bagian 08 dengan angka kasus ini). Cocokkan dengan sel: t = App.ActiveDocument.Spreadsheet.tinggi, lalu round(100 * 56 / t - 100, 2) = 0,27 %, di bawah 0,5 %. Selisih yang lebih besar berarti ada satuan yang salah.</w:t>
       </w:r>
     </w:p>
     <w:p>
@@ -15336,7 +15354,7 @@
           <w:i w:val="0"/>
           <w:sz w:val="22"/>
         </w:rPr>
-        <w:t>Kolom kedua Spreadsheet: aluminium (E 70.000, ρ 2.700, f 12,0). Kolom ketiga: baja berusuk dengan massa 60 % pelat pejal pada I setara. Hitung h, massa, dan CO₂ ketiganya berdampingan.</w:t>
+        <w:t>Tab Spreadsheet, baris 17–21: h_al =(4*gaya*L^3/(70000*b*d_izin))^(1/3) = 80,55 mm; m_al =2700*b*L*B17*1e-9 = 15,22 kg; co2_al =12*B18 = 182,69 kg; m_rusuk =0.6*massa = 18,41 kg (baja berusuk: 60 % pelat pejal pada I setara); co2_rusuk =f_co2*B20 = 36,83 kg. Ketiga alternatif kini berdampingan dengan datum baja pejal.</w:t>
       </w:r>
     </w:p>
     <w:p>
@@ -15369,7 +15387,7 @@
           <w:i w:val="0"/>
           <w:sz w:val="22"/>
         </w:rPr>
-        <w:t>Lembar kedua: lima kriteria dengan bobot 0,25 / 0,25 / 0,20 / 0,15 / 0,15, nilai −1, 0, +1 terhadap datum baja pejal, lalu skor berbobot Persamaan (6). Tulis satu kalimat alasan untuk setiap tanda − yang diberikan.</w:t>
+        <w:t>Spreadsheet baru, F2 → Matriks, klik ganda. A1–D1: kriteria, bobot, B_rusuk, C_al; baris 2–6: massa 0,25 (1, 1), co2 0,25 (1, −1), biaya 0,20 (−1, −1), buat 0,15 (−1, 0), tinggi 0,15 (0, −1) terhadap datum baja pejal (bobot diketik dengan titik desimal). Dasar tanda (+1 lebih baik, 0 setara, −1 lebih buruk daripada datum A; bobot dari Bagian 05): massa — B 18,41 kg dan C 15,22 kg lebih ringan daripada 30,69 kg (+1, +1); CO₂ — B 36,83 kg di bawah 61,38 kg (+1), C 182,69 kg di atasnya (−1); biaya bahan + proses — rusuk B butuh las/pemesinan, aluminium C lebih mahal per kg (−1, −1); kemudahan pembuatan — B menambah satu operasi las (−1), C tetap satu pelat pejal seperti A (0); tinggi terpasang — B setinggi datum 55,85 mm (0), C 80,55 mm mendekati batas ruang pasang 90 mm (−1). A7 skor; C7 =B2*C2+B3*C3+B4*C4+B5*C5+B6*C6 = 0,15 dan D7 dengan kolom D = −0,35 (Persamaan 6). Baris 9: Merge Cells A9:H9, lalu tulis alasannya: “Pemenang: B baja berusuk (+0,15); C kalah pada CO2, biaya, dan tinggi terpasang”.</w:t>
       </w:r>
     </w:p>
     <w:p>
@@ -15393,16 +15411,139 @@
           <w:i w:val="0"/>
           <w:sz w:val="22"/>
         </w:rPr>
-        <w:t xml:space="preserve">Dokumentasikan dan simpan: </w:t>
-      </w:r>
-      <w:r>
-        <w:rPr>
-          <w:rFonts w:ascii="Arial" w:hAnsi="Arial" w:eastAsia="Arial" w:cs="Arial"/>
-          <w:b w:val="0"/>
-          <w:i w:val="0"/>
-          <w:sz w:val="22"/>
-        </w:rPr>
-        <w:t>TechDraw: Page + tiga pandangan desain pemenang (untuk B, misalnya profil I tinggi 58, flens 100 × 16, badan 8 mm: I ≥ pejal, massa ±61 %), dimensi pada h dan b, catatan berisi massa, jejak CO₂, dan faktor emisi yang dipakai. Ctrl+S → Latihan14_NIM.FCStd.</w:t>
+        <w:t xml:space="preserve">Modelkan desain pemenang: </w:t>
+      </w:r>
+      <w:r>
+        <w:rPr>
+          <w:rFonts w:ascii="Arial" w:hAnsi="Arial" w:eastAsia="Arial" w:cs="Arial"/>
+          <w:b w:val="0"/>
+          <w:i w:val="0"/>
+          <w:sz w:val="22"/>
+        </w:rPr>
+        <w:t xml:space="preserve">Tab 3D, sembunyikan Body (Space); Part Design → New Body, F2 → LenganB. Sketch YZ: Rectangle −50, 0 ukuran 100 × 58 → Pad 700. Sketch YZ kedua: dua Rectangle mulai 4, 16 dan −50, 16, masing-masing 46 × 26 (flens 16, badan 8) → Pocket, Type </w:t>
+      </w:r>
+      <w:r>
+        <w:rPr>
+          <w:rFonts w:ascii="Arial" w:hAnsi="Arial" w:eastAsia="Arial" w:cs="Arial"/>
+          <w:b w:val="0"/>
+          <w:i/>
+          <w:sz w:val="22"/>
+        </w:rPr>
+        <w:t>Through all</w:t>
+      </w:r>
+      <w:r>
+        <w:rPr>
+          <w:rFonts w:ascii="Arial" w:hAnsi="Arial" w:eastAsia="Arial" w:cs="Arial"/>
+          <w:b w:val="0"/>
+          <w:i w:val="0"/>
+          <w:sz w:val="22"/>
+        </w:rPr>
+        <w:t xml:space="preserve">, mode </w:t>
+      </w:r>
+      <w:r>
+        <w:rPr>
+          <w:rFonts w:ascii="Arial" w:hAnsi="Arial" w:eastAsia="Arial" w:cs="Arial"/>
+          <w:b w:val="0"/>
+          <w:i/>
+          <w:sz w:val="22"/>
+        </w:rPr>
+        <w:t>Symmetric</w:t>
+      </w:r>
+      <w:r>
+        <w:rPr>
+          <w:rFonts w:ascii="Arial" w:hAnsi="Arial" w:eastAsia="Arial" w:cs="Arial"/>
+          <w:b w:val="0"/>
+          <w:i w:val="0"/>
+          <w:sz w:val="22"/>
+        </w:rPr>
+        <w:t xml:space="preserve"> (sketsa berada di pangkal Pad). Konsol: v = App.ActiveDocument.getObjectsByLabel('LenganB')[0].Shape.Volume; round(v) = 2.385.600 mm³; massa 18,73 kg dan jejak 37,45 kg CO₂, 61 % pelat pejal; lendutan round(4 * 4000 * 700**3 / (210000 * (100 * 58**3 - 92 * 26**3)), 2) = 1,46 mm ≤ 1,5 mm.</w:t>
+      </w:r>
+    </w:p>
+    <w:p>
+      <w:pPr>
+        <w:spacing w:line="360" w:lineRule="auto" w:after="60"/>
+        <w:ind w:left="425" w:hanging="227"/>
+      </w:pPr>
+      <w:r>
+        <w:rPr>
+          <w:rFonts w:ascii="Arial" w:hAnsi="Arial" w:eastAsia="Arial" w:cs="Arial"/>
+          <w:b w:val="0"/>
+          <w:i w:val="0"/>
+          <w:sz w:val="22"/>
+        </w:rPr>
+        <w:t xml:space="preserve">•  </w:t>
+      </w:r>
+      <w:r>
+        <w:rPr>
+          <w:rFonts w:ascii="Arial" w:hAnsi="Arial" w:eastAsia="Arial" w:cs="Arial"/>
+          <w:b/>
+          <w:i w:val="0"/>
+          <w:sz w:val="22"/>
+        </w:rPr>
+        <w:t xml:space="preserve">Gambar kerja sudut ketiga dan simpan: </w:t>
+      </w:r>
+      <w:r>
+        <w:rPr>
+          <w:rFonts w:ascii="Arial" w:hAnsi="Arial" w:eastAsia="Arial" w:cs="Arial"/>
+          <w:b w:val="0"/>
+          <w:i w:val="0"/>
+          <w:sz w:val="22"/>
+        </w:rPr>
+        <w:t xml:space="preserve">Workbench TechDraw → Page → New Page From Template → A4_Landscape_ISO5457_sudut_ketiga.svg (template ISO A4 dengan simbol sudut ketiga; unduh dulu). Pilih LenganB → TechDraw Views → </w:t>
+      </w:r>
+      <w:r>
+        <w:rPr>
+          <w:rFonts w:ascii="Arial" w:hAnsi="Arial" w:eastAsia="Arial" w:cs="Arial"/>
+          <w:b/>
+          <w:i w:val="0"/>
+          <w:sz w:val="22"/>
+        </w:rPr>
+        <w:t>Projection Group</w:t>
+      </w:r>
+      <w:r>
+        <w:rPr>
+          <w:rFonts w:ascii="Arial" w:hAnsi="Arial" w:eastAsia="Arial" w:cs="Arial"/>
+          <w:b w:val="0"/>
+          <w:i w:val="0"/>
+          <w:sz w:val="22"/>
+        </w:rPr>
+        <w:t xml:space="preserve">: tombol Front (arah depan dokumen), Projection </w:t>
+      </w:r>
+      <w:r>
+        <w:rPr>
+          <w:rFonts w:ascii="Arial" w:hAnsi="Arial" w:eastAsia="Arial" w:cs="Arial"/>
+          <w:b w:val="0"/>
+          <w:i/>
+          <w:sz w:val="22"/>
+        </w:rPr>
+        <w:t>Third angle</w:t>
+      </w:r>
+      <w:r>
+        <w:rPr>
+          <w:rFonts w:ascii="Arial" w:hAnsi="Arial" w:eastAsia="Arial" w:cs="Arial"/>
+          <w:b w:val="0"/>
+          <w:i w:val="0"/>
+          <w:sz w:val="22"/>
+        </w:rPr>
+        <w:t xml:space="preserve">, centang Top dan Right, Scale Custom 1 : 4, X/Y spacing 25 → OK; ProjGroup Data X 122, Y 122: Atas di atas Depan, Kanan di kanan Depan. Dimensi, semua 12 mm dari benda: tepi bawah Depan → Length Dimension 700 (seret ke bawah); tepi atas Kanan → Length Dimension 100 (ke atas); dua titik sudut kanan pandangan Kanan (Ctrl+klik) → Vertical Length Dimension 58 (ke kanan). Kepala gambar: Title “Lengan Braket Desain B”, Created by (nama dan NIM Anda), Approved by (nama dosen pengampu), Document type “Gambar Kerja”, Part Material “Baja S275JR”, Scale “1 : 4”. Annotations → </w:t>
+      </w:r>
+      <w:r>
+        <w:rPr>
+          <w:rFonts w:ascii="Arial" w:hAnsi="Arial" w:eastAsia="Arial" w:cs="Arial"/>
+          <w:b/>
+          <w:i w:val="0"/>
+          <w:sz w:val="22"/>
+        </w:rPr>
+        <w:t>Text Annotation</w:t>
+      </w:r>
+      <w:r>
+        <w:rPr>
+          <w:rFonts w:ascii="Arial" w:hAnsi="Arial" w:eastAsia="Arial" w:cs="Arial"/>
+          <w:b w:val="0"/>
+          <w:i w:val="0"/>
+          <w:sz w:val="22"/>
+        </w:rPr>
+        <w:t>: Data Text Size 3,5, X 101,5, Y 80; klik ganda teksnya → tulis CATATAN: profil dan lendutan, massa, serta jejak CO₂ dengan faktor emisi baja → OK. Ctrl+S → Latihan14_NIM.FCStd; File → Export PDF → Latihan14_NIM.pdf.</w:t>
       </w:r>
     </w:p>
     <w:p>
@@ -15491,6 +15632,242 @@
                 <w:sz w:val="18"/>
               </w:rPr>
               <w:t>Perbaikan</w:t>
+            </w:r>
+          </w:p>
+        </w:tc>
+      </w:tr>
+      <w:tr>
+        <w:tc>
+          <w:tcPr>
+            <w:tcW w:type="dxa" w:w="2929"/>
+          </w:tcPr>
+          <w:p>
+            <w:pPr>
+              <w:spacing w:after="0"/>
+            </w:pPr>
+            <w:r>
+              <w:rPr>
+                <w:rFonts w:ascii="Arial" w:hAnsi="Arial" w:eastAsia="Arial" w:cs="Arial"/>
+                <w:b w:val="0"/>
+                <w:i w:val="0"/>
+                <w:sz w:val="18"/>
+              </w:rPr>
+              <w:t>Teks rumusan di A1 terpotong</w:t>
+            </w:r>
+          </w:p>
+        </w:tc>
+        <w:tc>
+          <w:tcPr>
+            <w:tcW w:type="dxa" w:w="2929"/>
+          </w:tcPr>
+          <w:p>
+            <w:pPr>
+              <w:spacing w:after="0"/>
+            </w:pPr>
+            <w:r>
+              <w:rPr>
+                <w:rFonts w:ascii="Arial" w:hAnsi="Arial" w:eastAsia="Arial" w:cs="Arial"/>
+                <w:b w:val="0"/>
+                <w:i w:val="0"/>
+                <w:sz w:val="18"/>
+              </w:rPr>
+              <w:t>Teks sel Spreadsheet tidak meluap ke sel sebelah</w:t>
+            </w:r>
+          </w:p>
+        </w:tc>
+        <w:tc>
+          <w:tcPr>
+            <w:tcW w:type="dxa" w:w="2929"/>
+          </w:tcPr>
+          <w:p>
+            <w:pPr>
+              <w:spacing w:after="0"/>
+            </w:pPr>
+            <w:r>
+              <w:rPr>
+                <w:rFonts w:ascii="Arial" w:hAnsi="Arial" w:eastAsia="Arial" w:cs="Arial"/>
+                <w:b w:val="0"/>
+                <w:i w:val="0"/>
+                <w:sz w:val="18"/>
+              </w:rPr>
+              <w:t>Pilih A1:H1 → Spreadsheet → Merge Cells sebelum mengetik</w:t>
+            </w:r>
+          </w:p>
+        </w:tc>
+      </w:tr>
+      <w:tr>
+        <w:tc>
+          <w:tcPr>
+            <w:tcW w:type="dxa" w:w="2929"/>
+          </w:tcPr>
+          <w:p>
+            <w:pPr>
+              <w:spacing w:after="0"/>
+            </w:pPr>
+            <w:r>
+              <w:rPr>
+                <w:rFonts w:ascii="Arial" w:hAnsi="Arial" w:eastAsia="Arial" w:cs="Arial"/>
+                <w:b w:val="0"/>
+                <w:i w:val="0"/>
+                <w:sz w:val="18"/>
+              </w:rPr>
+              <w:t>Klik ganda konstrain tidak membuka kotak nilai</w:t>
+            </w:r>
+          </w:p>
+        </w:tc>
+        <w:tc>
+          <w:tcPr>
+            <w:tcW w:type="dxa" w:w="2929"/>
+          </w:tcPr>
+          <w:p>
+            <w:pPr>
+              <w:spacing w:after="0"/>
+            </w:pPr>
+            <w:r>
+              <w:rPr>
+                <w:rFonts w:ascii="Arial" w:hAnsi="Arial" w:eastAsia="Arial" w:cs="Arial"/>
+                <w:b w:val="0"/>
+                <w:i w:val="0"/>
+                <w:sz w:val="18"/>
+              </w:rPr>
+              <w:t>Baris konstrain di daftar Constraints belum terlihat</w:t>
+            </w:r>
+          </w:p>
+        </w:tc>
+        <w:tc>
+          <w:tcPr>
+            <w:tcW w:type="dxa" w:w="2929"/>
+          </w:tcPr>
+          <w:p>
+            <w:pPr>
+              <w:spacing w:after="0"/>
+            </w:pPr>
+            <w:r>
+              <w:rPr>
+                <w:rFonts w:ascii="Arial" w:hAnsi="Arial" w:eastAsia="Arial" w:cs="Arial"/>
+                <w:b w:val="0"/>
+                <w:i w:val="0"/>
+                <w:sz w:val="18"/>
+              </w:rPr>
+              <w:t>Gulir daftar Constraints sampai baris (100 mm) atau (60 mm) tampak, lalu klik ganda</w:t>
+            </w:r>
+          </w:p>
+        </w:tc>
+      </w:tr>
+      <w:tr>
+        <w:tc>
+          <w:tcPr>
+            <w:tcW w:type="dxa" w:w="2929"/>
+          </w:tcPr>
+          <w:p>
+            <w:pPr>
+              <w:spacing w:after="0"/>
+            </w:pPr>
+            <w:r>
+              <w:rPr>
+                <w:rFonts w:ascii="Arial" w:hAnsi="Arial" w:eastAsia="Arial" w:cs="Arial"/>
+                <w:b w:val="0"/>
+                <w:i w:val="0"/>
+                <w:sz w:val="18"/>
+              </w:rPr>
+              <w:t>Pocket profil I tidak memotong apa pun</w:t>
+            </w:r>
+          </w:p>
+        </w:tc>
+        <w:tc>
+          <w:tcPr>
+            <w:tcW w:type="dxa" w:w="2929"/>
+          </w:tcPr>
+          <w:p>
+            <w:pPr>
+              <w:spacing w:after="0"/>
+            </w:pPr>
+            <w:r>
+              <w:rPr>
+                <w:rFonts w:ascii="Arial" w:hAnsi="Arial" w:eastAsia="Arial" w:cs="Arial"/>
+                <w:b w:val="0"/>
+                <w:i w:val="0"/>
+                <w:sz w:val="18"/>
+              </w:rPr>
+              <w:t>Sketsa di pangkal Pad, sedangkan Pocket memotong ke arah luar</w:t>
+            </w:r>
+          </w:p>
+        </w:tc>
+        <w:tc>
+          <w:tcPr>
+            <w:tcW w:type="dxa" w:w="2929"/>
+          </w:tcPr>
+          <w:p>
+            <w:pPr>
+              <w:spacing w:after="0"/>
+            </w:pPr>
+            <w:r>
+              <w:rPr>
+                <w:rFonts w:ascii="Arial" w:hAnsi="Arial" w:eastAsia="Arial" w:cs="Arial"/>
+                <w:b w:val="0"/>
+                <w:i w:val="0"/>
+                <w:sz w:val="18"/>
+              </w:rPr>
+              <w:t>Type Through all dengan mode Symmetric (atau Reversed)</w:t>
+            </w:r>
+          </w:p>
+        </w:tc>
+      </w:tr>
+      <w:tr>
+        <w:tc>
+          <w:tcPr>
+            <w:tcW w:type="dxa" w:w="2929"/>
+          </w:tcPr>
+          <w:p>
+            <w:pPr>
+              <w:spacing w:after="0"/>
+            </w:pPr>
+            <w:r>
+              <w:rPr>
+                <w:rFonts w:ascii="Arial" w:hAnsi="Arial" w:eastAsia="Arial" w:cs="Arial"/>
+                <w:b w:val="0"/>
+                <w:i w:val="0"/>
+                <w:sz w:val="18"/>
+              </w:rPr>
+              <w:t>Pandangan Atas berada di bawah Depan</w:t>
+            </w:r>
+          </w:p>
+        </w:tc>
+        <w:tc>
+          <w:tcPr>
+            <w:tcW w:type="dxa" w:w="2929"/>
+          </w:tcPr>
+          <w:p>
+            <w:pPr>
+              <w:spacing w:after="0"/>
+            </w:pPr>
+            <w:r>
+              <w:rPr>
+                <w:rFonts w:ascii="Arial" w:hAnsi="Arial" w:eastAsia="Arial" w:cs="Arial"/>
+                <w:b w:val="0"/>
+                <w:i w:val="0"/>
+                <w:sz w:val="18"/>
+              </w:rPr>
+              <w:t>Projection Group masih First angle</w:t>
+            </w:r>
+          </w:p>
+        </w:tc>
+        <w:tc>
+          <w:tcPr>
+            <w:tcW w:type="dxa" w:w="2929"/>
+          </w:tcPr>
+          <w:p>
+            <w:pPr>
+              <w:spacing w:after="0"/>
+            </w:pPr>
+            <w:r>
+              <w:rPr>
+                <w:rFonts w:ascii="Arial" w:hAnsi="Arial" w:eastAsia="Arial" w:cs="Arial"/>
+                <w:b w:val="0"/>
+                <w:i w:val="0"/>
+                <w:sz w:val="18"/>
+              </w:rPr>
+              <w:t>Projection → Third angle, dan pakai template bersimbol sudut ketiga</w:t>
             </w:r>
           </w:p>
         </w:tc>
